--- a/docs/STRATEGIC_SUGGESTIONS_DOCS_9_12.docx
+++ b/docs/STRATEGIC_SUGGESTIONS_DOCS_9_12.docx
@@ -200,29 +200,53 @@
         </w:rPr>
         <w:t xml:space="preserve">How to implement:</w:t>
       </w:r>
-      <w:r>
-        <w:t xml:space="preserve"> </w:t>
-      </w:r>
-      <w:r>
-        <w:t xml:space="preserve">1. Assign a single document owner with a 72-hour deadline to complete all 18 fields.</w:t>
-      </w:r>
-      <w:r>
-        <w:t xml:space="preserve"> </w:t>
-      </w:r>
-      <w:r>
-        <w:t xml:space="preserve">2. For the raise amount, use the internal roadmap to work backward: production company development investment ($500K-$1.5M) + platform user acquisition ($800K) + team hiring ($600K) + 18 months runway = minimum raise. Compare to the burn rate scenario table already recommended in the document’s own review notes.</w:t>
-      </w:r>
-      <w:r>
-        <w:t xml:space="preserve"> </w:t>
-      </w:r>
-      <w:r>
-        <w:t xml:space="preserve">3. For valuation, use three comparable SaaS multiples (ARR x 8-12x) cross-referenced against one media property comparable. Show the logic. Investors do not need a perfect number — they need evidence that the founder has done the math.</w:t>
-      </w:r>
-      <w:r>
-        <w:t xml:space="preserve"> </w:t>
-      </w:r>
-      <w:r>
-        <w:t xml:space="preserve">4. For the traction slide, insert ranges or early-stage benchmarks with the notation</w:t>
+    </w:p>
+    <w:p>
+      <w:pPr>
+        <w:pStyle w:val="Compact"/>
+        <w:numPr>
+          <w:ilvl w:val="0"/>
+          <w:numId w:val="1001"/>
+        </w:numPr>
+      </w:pPr>
+      <w:r>
+        <w:t xml:space="preserve">Assign a single document owner with a 72-hour deadline to complete all 18 fields.</w:t>
+      </w:r>
+    </w:p>
+    <w:p>
+      <w:pPr>
+        <w:pStyle w:val="Compact"/>
+        <w:numPr>
+          <w:ilvl w:val="0"/>
+          <w:numId w:val="1001"/>
+        </w:numPr>
+      </w:pPr>
+      <w:r>
+        <w:t xml:space="preserve">For the raise amount, use the internal roadmap to work backward: production company development investment ($500K-$1.5M) + platform user acquisition ($800K) + team hiring ($600K) + 18 months runway = minimum raise. Compare to the burn rate scenario table already recommended in the document’s own review notes.</w:t>
+      </w:r>
+    </w:p>
+    <w:p>
+      <w:pPr>
+        <w:pStyle w:val="Compact"/>
+        <w:numPr>
+          <w:ilvl w:val="0"/>
+          <w:numId w:val="1001"/>
+        </w:numPr>
+      </w:pPr>
+      <w:r>
+        <w:t xml:space="preserve">For valuation, use three comparable SaaS multiples (ARR x 8-12x) cross-referenced against one media property comparable. Show the logic. Investors do not need a perfect number — they need evidence that the founder has done the math.</w:t>
+      </w:r>
+    </w:p>
+    <w:p>
+      <w:pPr>
+        <w:pStyle w:val="Compact"/>
+        <w:numPr>
+          <w:ilvl w:val="0"/>
+          <w:numId w:val="1001"/>
+        </w:numPr>
+      </w:pPr>
+      <w:r>
+        <w:t xml:space="preserve">For the traction slide, insert ranges or early-stage benchmarks with the notation</w:t>
       </w:r>
       <w:r>
         <w:t xml:space="preserve"> </w:t>
@@ -239,7 +263,7 @@
     </w:p>
     <w:p>
       <w:pPr>
-        <w:pStyle w:val="BodyText"/>
+        <w:pStyle w:val="FirstParagraph"/>
       </w:pPr>
       <w:r>
         <w:rPr>
@@ -335,17 +359,29 @@
         </w:rPr>
         <w:t xml:space="preserve">How to implement:</w:t>
       </w:r>
-      <w:r>
-        <w:t xml:space="preserve"> </w:t>
-      </w:r>
-      <w:r>
-        <w:t xml:space="preserve">1. Add a slide immediately after the business model slide that presents the unit economics as a pure SaaS business: subscription revenue only, without media. Show that the platform is viable on subscriptions alone at scale.</w:t>
-      </w:r>
-      <w:r>
-        <w:t xml:space="preserve"> </w:t>
-      </w:r>
-      <w:r>
-        <w:t xml:space="preserve">2. Label the media revenue separately as</w:t>
+    </w:p>
+    <w:p>
+      <w:pPr>
+        <w:pStyle w:val="Compact"/>
+        <w:numPr>
+          <w:ilvl w:val="0"/>
+          <w:numId w:val="1002"/>
+        </w:numPr>
+      </w:pPr>
+      <w:r>
+        <w:t xml:space="preserve">Add a slide immediately after the business model slide that presents the unit economics as a pure SaaS business: subscription revenue only, without media. Show that the platform is viable on subscriptions alone at scale.</w:t>
+      </w:r>
+    </w:p>
+    <w:p>
+      <w:pPr>
+        <w:pStyle w:val="Compact"/>
+        <w:numPr>
+          <w:ilvl w:val="0"/>
+          <w:numId w:val="1002"/>
+        </w:numPr>
+      </w:pPr>
+      <w:r>
+        <w:t xml:space="preserve">Label the media revenue separately as</w:t>
       </w:r>
       <w:r>
         <w:t xml:space="preserve"> </w:t>
@@ -359,11 +395,17 @@
       <w:r>
         <w:t xml:space="preserve">with a calculation showing what equivalent paid user acquisition would cost versus what the media content actually costs.</w:t>
       </w:r>
-      <w:r>
-        <w:t xml:space="preserve"> </w:t>
-      </w:r>
-      <w:r>
-        <w:t xml:space="preserve">3. In the speaker notes, frame the media empire explicitly:</w:t>
+    </w:p>
+    <w:p>
+      <w:pPr>
+        <w:pStyle w:val="Compact"/>
+        <w:numPr>
+          <w:ilvl w:val="0"/>
+          <w:numId w:val="1002"/>
+        </w:numPr>
+      </w:pPr>
+      <w:r>
+        <w:t xml:space="preserve">In the speaker notes, frame the media empire explicitly:</w:t>
       </w:r>
       <w:r>
         <w:t xml:space="preserve"> </w:t>
@@ -374,7 +416,7 @@
     </w:p>
     <w:p>
       <w:pPr>
-        <w:pStyle w:val="BodyText"/>
+        <w:pStyle w:val="FirstParagraph"/>
       </w:pPr>
       <w:r>
         <w:rPr>
@@ -482,11 +524,17 @@
         </w:rPr>
         <w:t xml:space="preserve">How to implement:</w:t>
       </w:r>
-      <w:r>
-        <w:t xml:space="preserve"> </w:t>
-      </w:r>
-      <w:r>
-        <w:t xml:space="preserve">1. Add Slide 7B immediately after the current business model slide titled</w:t>
+    </w:p>
+    <w:p>
+      <w:pPr>
+        <w:pStyle w:val="Compact"/>
+        <w:numPr>
+          <w:ilvl w:val="0"/>
+          <w:numId w:val="1003"/>
+        </w:numPr>
+      </w:pPr>
+      <w:r>
+        <w:t xml:space="preserve">Add Slide 7B immediately after the current business model slide titled</w:t>
       </w:r>
       <w:r>
         <w:t xml:space="preserve"> </w:t>
@@ -494,17 +542,29 @@
       <w:r>
         <w:t xml:space="preserve">“The Transaction Revenue Opportunity.”</w:t>
       </w:r>
-      <w:r>
-        <w:t xml:space="preserve"> </w:t>
-      </w:r>
-      <w:r>
-        <w:t xml:space="preserve">2. Benchmarks to include: Airbnb take rate (3%), Etsy take rate (5-10%), Stripe processing fee (2.9%). DealStage’s 2.9% is at the low end of the market — there is pricing power here.</w:t>
-      </w:r>
-      <w:r>
-        <w:t xml:space="preserve"> </w:t>
-      </w:r>
-      <w:r>
-        <w:t xml:space="preserve">3. Show a</w:t>
+    </w:p>
+    <w:p>
+      <w:pPr>
+        <w:pStyle w:val="Compact"/>
+        <w:numPr>
+          <w:ilvl w:val="0"/>
+          <w:numId w:val="1003"/>
+        </w:numPr>
+      </w:pPr>
+      <w:r>
+        <w:t xml:space="preserve">Benchmarks to include: Airbnb take rate (3%), Etsy take rate (5-10%), Stripe processing fee (2.9%). DealStage’s 2.9% is at the low end of the market — there is pricing power here.</w:t>
+      </w:r>
+    </w:p>
+    <w:p>
+      <w:pPr>
+        <w:pStyle w:val="Compact"/>
+        <w:numPr>
+          <w:ilvl w:val="0"/>
+          <w:numId w:val="1003"/>
+        </w:numPr>
+      </w:pPr>
+      <w:r>
+        <w:t xml:space="preserve">Show a</w:t>
       </w:r>
       <w:r>
         <w:t xml:space="preserve"> </w:t>
@@ -518,16 +578,22 @@
       <w:r>
         <w:t xml:space="preserve">chart: $50M GTV Year 1 (conservative), $250M Year 2, $750M Year 3. At 2.9%, this is $1.45M, $7.25M, and $21.75M in transaction revenue. The curve communicates scale and trajectory more viscerally than any table.</w:t>
       </w:r>
-      <w:r>
-        <w:t xml:space="preserve"> </w:t>
-      </w:r>
-      <w:r>
-        <w:t xml:space="preserve">4. Add a speaker note explaining why transaction revenue creates compounding defensibility: once a brand’s payment workflow runs through DealStage’s escrow, the switching cost is not just a new platform — it is rebuilding every financial relationship.</w:t>
-      </w:r>
-    </w:p>
-    <w:p>
-      <w:pPr>
-        <w:pStyle w:val="BodyText"/>
+    </w:p>
+    <w:p>
+      <w:pPr>
+        <w:pStyle w:val="Compact"/>
+        <w:numPr>
+          <w:ilvl w:val="0"/>
+          <w:numId w:val="1003"/>
+        </w:numPr>
+      </w:pPr>
+      <w:r>
+        <w:t xml:space="preserve">Add a speaker note explaining why transaction revenue creates compounding defensibility: once a brand’s payment workflow runs through DealStage’s escrow, the switching cost is not just a new platform — it is rebuilding every financial relationship.</w:t>
+      </w:r>
+    </w:p>
+    <w:p>
+      <w:pPr>
+        <w:pStyle w:val="FirstParagraph"/>
       </w:pPr>
       <w:r>
         <w:rPr>
@@ -629,23 +695,41 @@
         </w:rPr>
         <w:t xml:space="preserve">How to implement:</w:t>
       </w:r>
-      <w:r>
-        <w:t xml:space="preserve"> </w:t>
-      </w:r>
-      <w:r>
-        <w:t xml:space="preserve">1. Create a Risk Register slide (Slide 18B in the appendix) with columns: Risk / Likelihood / Impact / Risk Score / Mitigation Strategy.</w:t>
-      </w:r>
-      <w:r>
-        <w:t xml:space="preserve"> </w:t>
-      </w:r>
-      <w:r>
-        <w:t xml:space="preserve">2. The top 5 most material risks: (a) TV show not greenlit on target timeline — mitigation: YouTube data de-risks this and the podcast generates revenue independently; (b) well-funded competitor entry — mitigation: data moat and first-mover content ecosystem are time-locked advantages; (c) platform conversion rates from media underperform — mitigation: even at 0.1% conversion, TV show at 4M viewers generates 4,000 users per episode; (d) streaming deal below $2M/episode — mitigation: brand integration revenue is structurally independent of streaming deal size; (e) FTC creator endorsement rule changes — mitigation: DealStage’s deal documentation infrastructure already creates compliance records that most creator brands lack.</w:t>
-      </w:r>
-      <w:r>
-        <w:t xml:space="preserve"> </w:t>
-      </w:r>
-      <w:r>
-        <w:t xml:space="preserve">3. Include one</w:t>
+    </w:p>
+    <w:p>
+      <w:pPr>
+        <w:pStyle w:val="Compact"/>
+        <w:numPr>
+          <w:ilvl w:val="0"/>
+          <w:numId w:val="1004"/>
+        </w:numPr>
+      </w:pPr>
+      <w:r>
+        <w:t xml:space="preserve">Create a Risk Register slide (Slide 18B in the appendix) with columns: Risk / Likelihood / Impact / Risk Score / Mitigation Strategy.</w:t>
+      </w:r>
+    </w:p>
+    <w:p>
+      <w:pPr>
+        <w:pStyle w:val="Compact"/>
+        <w:numPr>
+          <w:ilvl w:val="0"/>
+          <w:numId w:val="1004"/>
+        </w:numPr>
+      </w:pPr>
+      <w:r>
+        <w:t xml:space="preserve">The top 5 most material risks: (a) TV show not greenlit on target timeline — mitigation: YouTube data de-risks this and the podcast generates revenue independently; (b) well-funded competitor entry — mitigation: data moat and first-mover content ecosystem are time-locked advantages; (c) platform conversion rates from media underperform — mitigation: even at 0.1% conversion, TV show at 4M viewers generates 4,000 users per episode; (d) streaming deal below $2M/episode — mitigation: brand integration revenue is structurally independent of streaming deal size; (e) FTC creator endorsement rule changes — mitigation: DealStage’s deal documentation infrastructure already creates compliance records that most creator brands lack.</w:t>
+      </w:r>
+    </w:p>
+    <w:p>
+      <w:pPr>
+        <w:pStyle w:val="Compact"/>
+        <w:numPr>
+          <w:ilvl w:val="0"/>
+          <w:numId w:val="1004"/>
+        </w:numPr>
+      </w:pPr>
+      <w:r>
+        <w:t xml:space="preserve">Include one</w:t>
       </w:r>
       <w:r>
         <w:t xml:space="preserve"> </w:t>
@@ -680,7 +764,7 @@
     </w:p>
     <w:p>
       <w:pPr>
-        <w:pStyle w:val="BodyText"/>
+        <w:pStyle w:val="FirstParagraph"/>
       </w:pPr>
       <w:r>
         <w:rPr>
@@ -788,11 +872,17 @@
         </w:rPr>
         <w:t xml:space="preserve">How to implement:</w:t>
       </w:r>
-      <w:r>
-        <w:t xml:space="preserve"> </w:t>
-      </w:r>
-      <w:r>
-        <w:t xml:space="preserve">1. Add an</w:t>
+    </w:p>
+    <w:p>
+      <w:pPr>
+        <w:pStyle w:val="Compact"/>
+        <w:numPr>
+          <w:ilvl w:val="0"/>
+          <w:numId w:val="1005"/>
+        </w:numPr>
+      </w:pPr>
+      <w:r>
+        <w:t xml:space="preserve">Add an</w:t>
       </w:r>
       <w:r>
         <w:t xml:space="preserve"> </w:t>
@@ -806,11 +896,17 @@
       <w:r>
         <w:t xml:space="preserve">section to the traction slide with a table comparing DealStage’s current build state to a hypothetical competitor starting from scratch: estimated build cost, estimated time to replicate, estimated engineering team size required.</w:t>
       </w:r>
-      <w:r>
-        <w:t xml:space="preserve"> </w:t>
-      </w:r>
-      <w:r>
-        <w:t xml:space="preserve">2. Add a</w:t>
+    </w:p>
+    <w:p>
+      <w:pPr>
+        <w:pStyle w:val="Compact"/>
+        <w:numPr>
+          <w:ilvl w:val="0"/>
+          <w:numId w:val="1005"/>
+        </w:numPr>
+      </w:pPr>
+      <w:r>
+        <w:t xml:space="preserve">Add a</w:t>
       </w:r>
       <w:r>
         <w:t xml:space="preserve"> </w:t>
@@ -824,11 +920,17 @@
       <w:r>
         <w:t xml:space="preserve">comparison: DealStage’s 10 subscription tiers serve Brand, Talent, and Agency — three distinct user types with distinct workflows. Building three-sided marketplace infrastructure is architecturally harder than building a two-sided one. Highlight this explicitly.</w:t>
       </w:r>
-      <w:r>
-        <w:t xml:space="preserve"> </w:t>
-      </w:r>
-      <w:r>
-        <w:t xml:space="preserve">3. Reserve a row in the traction table for</w:t>
+    </w:p>
+    <w:p>
+      <w:pPr>
+        <w:pStyle w:val="Compact"/>
+        <w:numPr>
+          <w:ilvl w:val="0"/>
+          <w:numId w:val="1005"/>
+        </w:numPr>
+      </w:pPr>
+      <w:r>
+        <w:t xml:space="preserve">Reserve a row in the traction table for</w:t>
       </w:r>
       <w:r>
         <w:t xml:space="preserve"> </w:t>
@@ -845,7 +947,7 @@
     </w:p>
     <w:p>
       <w:pPr>
-        <w:pStyle w:val="BodyText"/>
+        <w:pStyle w:val="FirstParagraph"/>
       </w:pPr>
       <w:r>
         <w:rPr>
@@ -989,11 +1091,17 @@
         </w:rPr>
         <w:t xml:space="preserve">How to implement:</w:t>
       </w:r>
-      <w:r>
-        <w:t xml:space="preserve"> </w:t>
-      </w:r>
-      <w:r>
-        <w:t xml:space="preserve">1. Add a slide with four</w:t>
+    </w:p>
+    <w:p>
+      <w:pPr>
+        <w:pStyle w:val="Compact"/>
+        <w:numPr>
+          <w:ilvl w:val="0"/>
+          <w:numId w:val="1006"/>
+        </w:numPr>
+      </w:pPr>
+      <w:r>
+        <w:t xml:space="preserve">Add a slide with four</w:t>
       </w:r>
       <w:r>
         <w:t xml:space="preserve"> </w:t>
@@ -1007,11 +1115,17 @@
       <w:r>
         <w:t xml:space="preserve">factors, each with a brief supporting data point.</w:t>
       </w:r>
-      <w:r>
-        <w:t xml:space="preserve"> </w:t>
-      </w:r>
-      <w:r>
-        <w:t xml:space="preserve">2. Frame the timing argument as a window:</w:t>
+    </w:p>
+    <w:p>
+      <w:pPr>
+        <w:pStyle w:val="Compact"/>
+        <w:numPr>
+          <w:ilvl w:val="0"/>
+          <w:numId w:val="1006"/>
+        </w:numPr>
+      </w:pPr>
+      <w:r>
+        <w:t xml:space="preserve">Frame the timing argument as a window:</w:t>
       </w:r>
       <w:r>
         <w:t xml:space="preserve"> </w:t>
@@ -1019,11 +1133,17 @@
       <w:r>
         <w:t xml:space="preserve">“The market has been building toward this moment for 5 years. The technology became available 18 months ago. The audience behaviors are now established. The window for a first-mover platform is open now and will close within 24 months as the space attracts more capital.”</w:t>
       </w:r>
-      <w:r>
-        <w:t xml:space="preserve"> </w:t>
-      </w:r>
-      <w:r>
-        <w:t xml:space="preserve">3. In the speaker notes, address the inevitable investor counter:</w:t>
+    </w:p>
+    <w:p>
+      <w:pPr>
+        <w:pStyle w:val="Compact"/>
+        <w:numPr>
+          <w:ilvl w:val="0"/>
+          <w:numId w:val="1006"/>
+        </w:numPr>
+      </w:pPr>
+      <w:r>
+        <w:t xml:space="preserve">In the speaker notes, address the inevitable investor counter:</w:t>
       </w:r>
       <w:r>
         <w:t xml:space="preserve"> </w:t>
@@ -1040,7 +1160,7 @@
     </w:p>
     <w:p>
       <w:pPr>
-        <w:pStyle w:val="BodyText"/>
+        <w:pStyle w:val="FirstParagraph"/>
       </w:pPr>
       <w:r>
         <w:rPr>
@@ -1172,28 +1292,46 @@
         </w:rPr>
         <w:t xml:space="preserve">How to implement:</w:t>
       </w:r>
-      <w:r>
-        <w:t xml:space="preserve"> </w:t>
-      </w:r>
-      <w:r>
-        <w:t xml:space="preserve">1. Identify five most credible acquirers: (a) a major talent agency seeking to own the data layer of their industry; (b) a streaming platform seeking to own its own creator supply chain; (c) a marketing cloud company (Salesforce Marketing Cloud, Adobe Experience Cloud) seeking the creator economy vertical; (d) a creator economy fintech (Stripe, PayPal) seeking to own the workflow above their payment infrastructure; (e) a media conglomerate building a creator economy studio.</w:t>
-      </w:r>
-      <w:r>
-        <w:t xml:space="preserve"> </w:t>
-      </w:r>
-      <w:r>
-        <w:t xml:space="preserve">2. For each, state the strategic logic in one sentence and the implied acquisition multiple based on comparable M&amp;A transactions.</w:t>
-      </w:r>
-      <w:r>
-        <w:t xml:space="preserve"> </w:t>
-      </w:r>
-      <w:r>
-        <w:t xml:space="preserve">3. Add an IPO pathway scenario showing what the company looks like at $50M ARR with a 10x revenue multiple — the public market equivalent.</w:t>
-      </w:r>
-    </w:p>
-    <w:p>
-      <w:pPr>
-        <w:pStyle w:val="BodyText"/>
+    </w:p>
+    <w:p>
+      <w:pPr>
+        <w:pStyle w:val="Compact"/>
+        <w:numPr>
+          <w:ilvl w:val="0"/>
+          <w:numId w:val="1007"/>
+        </w:numPr>
+      </w:pPr>
+      <w:r>
+        <w:t xml:space="preserve">Identify five most credible acquirers: (a) a major talent agency seeking to own the data layer of their industry; (b) a streaming platform seeking to own its own creator supply chain; (c) a marketing cloud company (Salesforce Marketing Cloud, Adobe Experience Cloud) seeking the creator economy vertical; (d) a creator economy fintech (Stripe, PayPal) seeking to own the workflow above their payment infrastructure; (e) a media conglomerate building a creator economy studio.</w:t>
+      </w:r>
+    </w:p>
+    <w:p>
+      <w:pPr>
+        <w:pStyle w:val="Compact"/>
+        <w:numPr>
+          <w:ilvl w:val="0"/>
+          <w:numId w:val="1007"/>
+        </w:numPr>
+      </w:pPr>
+      <w:r>
+        <w:t xml:space="preserve">For each, state the strategic logic in one sentence and the implied acquisition multiple based on comparable M&amp;A transactions.</w:t>
+      </w:r>
+    </w:p>
+    <w:p>
+      <w:pPr>
+        <w:pStyle w:val="Compact"/>
+        <w:numPr>
+          <w:ilvl w:val="0"/>
+          <w:numId w:val="1007"/>
+        </w:numPr>
+      </w:pPr>
+      <w:r>
+        <w:t xml:space="preserve">Add an IPO pathway scenario showing what the company looks like at $50M ARR with a 10x revenue multiple — the public market equivalent.</w:t>
+      </w:r>
+    </w:p>
+    <w:p>
+      <w:pPr>
+        <w:pStyle w:val="FirstParagraph"/>
       </w:pPr>
       <w:r>
         <w:rPr>
@@ -1346,11 +1484,17 @@
         </w:rPr>
         <w:t xml:space="preserve">How to implement:</w:t>
       </w:r>
-      <w:r>
-        <w:t xml:space="preserve"> </w:t>
-      </w:r>
-      <w:r>
-        <w:t xml:space="preserve">1. For each scenario, write a one-sentence</w:t>
+    </w:p>
+    <w:p>
+      <w:pPr>
+        <w:pStyle w:val="Compact"/>
+        <w:numPr>
+          <w:ilvl w:val="0"/>
+          <w:numId w:val="1008"/>
+        </w:numPr>
+      </w:pPr>
+      <w:r>
+        <w:t xml:space="preserve">For each scenario, write a one-sentence</w:t>
       </w:r>
       <w:r>
         <w:t xml:space="preserve"> </w:t>
@@ -1370,17 +1514,29 @@
       <w:r>
         <w:t xml:space="preserve">“Base Case assumes: streaming deal at $1.5M/episode (equivalent to a mid-tier cable deal), 6 brand partners at $500K average, no international in Year 1, platform conversions at 0.5% of viewers.”</w:t>
       </w:r>
-      <w:r>
-        <w:t xml:space="preserve"> </w:t>
-      </w:r>
-      <w:r>
-        <w:t xml:space="preserve">2. In the speaker notes for the financial slides, identify the single most important variable in each scenario: for the Base Case, it is the streaming license fee; for the Growth Case, it is the international licensing Year 2 trigger; for the Upside Case, it is the platform conversion rate above 1%.</w:t>
-      </w:r>
-      <w:r>
-        <w:t xml:space="preserve"> </w:t>
-      </w:r>
-      <w:r>
-        <w:t xml:space="preserve">3. Remove the word</w:t>
+    </w:p>
+    <w:p>
+      <w:pPr>
+        <w:pStyle w:val="Compact"/>
+        <w:numPr>
+          <w:ilvl w:val="0"/>
+          <w:numId w:val="1008"/>
+        </w:numPr>
+      </w:pPr>
+      <w:r>
+        <w:t xml:space="preserve">In the speaker notes for the financial slides, identify the single most important variable in each scenario: for the Base Case, it is the streaming license fee; for the Growth Case, it is the international licensing Year 2 trigger; for the Upside Case, it is the platform conversion rate above 1%.</w:t>
+      </w:r>
+    </w:p>
+    <w:p>
+      <w:pPr>
+        <w:pStyle w:val="Compact"/>
+        <w:numPr>
+          <w:ilvl w:val="0"/>
+          <w:numId w:val="1008"/>
+        </w:numPr>
+      </w:pPr>
+      <w:r>
+        <w:t xml:space="preserve">Remove the word</w:t>
       </w:r>
       <w:r>
         <w:t xml:space="preserve"> </w:t>
@@ -1397,7 +1553,7 @@
     </w:p>
     <w:p>
       <w:pPr>
-        <w:pStyle w:val="BodyText"/>
+        <w:pStyle w:val="FirstParagraph"/>
       </w:pPr>
       <w:r>
         <w:rPr>
@@ -1535,23 +1691,41 @@
         </w:rPr>
         <w:t xml:space="preserve">How to implement:</w:t>
       </w:r>
-      <w:r>
-        <w:t xml:space="preserve"> </w:t>
-      </w:r>
-      <w:r>
-        <w:t xml:space="preserve">1. Build a four-row table: Phase / Capital Required / Direct Output / Platform Users Generated / Implied CAC vs. Paid Channel.</w:t>
-      </w:r>
-      <w:r>
-        <w:t xml:space="preserve"> </w:t>
-      </w:r>
-      <w:r>
-        <w:t xml:space="preserve">2. Use the document’s own numbers: Podcast at $50K for 6 months generates 200+ platform signups = $250 effective CAC. YouTube at $175K generates 1,000+ signups = $175 CAC. TV show (amortized content cost) at $10M generates 100,000+ signups = $100 CAC. Paid digital CAC for comparable B2B SaaS tools: $300-600.</w:t>
-      </w:r>
-      <w:r>
-        <w:t xml:space="preserve"> </w:t>
-      </w:r>
-      <w:r>
-        <w:t xml:space="preserve">3. Add a summary line:</w:t>
+    </w:p>
+    <w:p>
+      <w:pPr>
+        <w:pStyle w:val="Compact"/>
+        <w:numPr>
+          <w:ilvl w:val="0"/>
+          <w:numId w:val="1009"/>
+        </w:numPr>
+      </w:pPr>
+      <w:r>
+        <w:t xml:space="preserve">Build a four-row table: Phase / Capital Required / Direct Output / Platform Users Generated / Implied CAC vs. Paid Channel.</w:t>
+      </w:r>
+    </w:p>
+    <w:p>
+      <w:pPr>
+        <w:pStyle w:val="Compact"/>
+        <w:numPr>
+          <w:ilvl w:val="0"/>
+          <w:numId w:val="1009"/>
+        </w:numPr>
+      </w:pPr>
+      <w:r>
+        <w:t xml:space="preserve">Use the document’s own numbers: Podcast at $50K for 6 months generates 200+ platform signups = $250 effective CAC. YouTube at $175K generates 1,000+ signups = $175 CAC. TV show (amortized content cost) at $10M generates 100,000+ signups = $100 CAC. Paid digital CAC for comparable B2B SaaS tools: $300-600.</w:t>
+      </w:r>
+    </w:p>
+    <w:p>
+      <w:pPr>
+        <w:pStyle w:val="Compact"/>
+        <w:numPr>
+          <w:ilvl w:val="0"/>
+          <w:numId w:val="1009"/>
+        </w:numPr>
+      </w:pPr>
+      <w:r>
+        <w:t xml:space="preserve">Add a summary line:</w:t>
       </w:r>
       <w:r>
         <w:t xml:space="preserve"> </w:t>
@@ -1562,7 +1736,7 @@
     </w:p>
     <w:p>
       <w:pPr>
-        <w:pStyle w:val="BodyText"/>
+        <w:pStyle w:val="FirstParagraph"/>
       </w:pPr>
       <w:r>
         <w:rPr>
@@ -1670,23 +1844,41 @@
         </w:rPr>
         <w:t xml:space="preserve">How to implement:</w:t>
       </w:r>
-      <w:r>
-        <w:t xml:space="preserve"> </w:t>
-      </w:r>
-      <w:r>
-        <w:t xml:space="preserve">1. For each case study, verify all figures against actual platform data (deals facilitated, time from signup to close, deal values, subscription cost paid). Create an internal verification document that can be shared in a data room.</w:t>
-      </w:r>
-      <w:r>
-        <w:t xml:space="preserve"> </w:t>
-      </w:r>
-      <w:r>
-        <w:t xml:space="preserve">2. Obtain written permission to use each customer’s name, company/handle, and quote in the pitch deck.</w:t>
-      </w:r>
-      <w:r>
-        <w:t xml:space="preserve"> </w:t>
-      </w:r>
-      <w:r>
-        <w:t xml:space="preserve">3. Add a</w:t>
+    </w:p>
+    <w:p>
+      <w:pPr>
+        <w:pStyle w:val="Compact"/>
+        <w:numPr>
+          <w:ilvl w:val="0"/>
+          <w:numId w:val="1010"/>
+        </w:numPr>
+      </w:pPr>
+      <w:r>
+        <w:t xml:space="preserve">For each case study, verify all figures against actual platform data (deals facilitated, time from signup to close, deal values, subscription cost paid). Create an internal verification document that can be shared in a data room.</w:t>
+      </w:r>
+    </w:p>
+    <w:p>
+      <w:pPr>
+        <w:pStyle w:val="Compact"/>
+        <w:numPr>
+          <w:ilvl w:val="0"/>
+          <w:numId w:val="1010"/>
+        </w:numPr>
+      </w:pPr>
+      <w:r>
+        <w:t xml:space="preserve">Obtain written permission to use each customer’s name, company/handle, and quote in the pitch deck.</w:t>
+      </w:r>
+    </w:p>
+    <w:p>
+      <w:pPr>
+        <w:pStyle w:val="Compact"/>
+        <w:numPr>
+          <w:ilvl w:val="0"/>
+          <w:numId w:val="1010"/>
+        </w:numPr>
+      </w:pPr>
+      <w:r>
+        <w:t xml:space="preserve">Add a</w:t>
       </w:r>
       <w:r>
         <w:t xml:space="preserve"> </w:t>
@@ -1700,11 +1892,17 @@
       <w:r>
         <w:t xml:space="preserve">notation to each case study — meaning the investor can request a direct customer call during due diligence. This converts the case study from a marketing claim into a diligence-grade testimonial.</w:t>
       </w:r>
-      <w:r>
-        <w:t xml:space="preserve"> </w:t>
-      </w:r>
-      <w:r>
-        <w:t xml:space="preserve">4. If any case study numbers are projections or averages rather than specific customer outcomes, add the notation</w:t>
+    </w:p>
+    <w:p>
+      <w:pPr>
+        <w:pStyle w:val="Compact"/>
+        <w:numPr>
+          <w:ilvl w:val="0"/>
+          <w:numId w:val="1010"/>
+        </w:numPr>
+      </w:pPr>
+      <w:r>
+        <w:t xml:space="preserve">If any case study numbers are projections or averages rather than specific customer outcomes, add the notation</w:t>
       </w:r>
       <w:r>
         <w:t xml:space="preserve"> </w:t>
@@ -1721,7 +1919,7 @@
     </w:p>
     <w:p>
       <w:pPr>
-        <w:pStyle w:val="BodyText"/>
+        <w:pStyle w:val="FirstParagraph"/>
       </w:pPr>
       <w:r>
         <w:rPr>
@@ -1880,11 +2078,17 @@
         </w:rPr>
         <w:t xml:space="preserve">How to implement:</w:t>
       </w:r>
-      <w:r>
-        <w:t xml:space="preserve"> </w:t>
-      </w:r>
-      <w:r>
-        <w:t xml:space="preserve">1. Restructure the open: cold black screen, then the 94% match score completing its circular progress ring in silence for 3 seconds. No voiceover. No music. Just the number. Then cut to the creator’s reaction — the exhale, the wide eyes. Then:</w:t>
+    </w:p>
+    <w:p>
+      <w:pPr>
+        <w:pStyle w:val="Compact"/>
+        <w:numPr>
+          <w:ilvl w:val="0"/>
+          <w:numId w:val="1011"/>
+        </w:numPr>
+      </w:pPr>
+      <w:r>
+        <w:t xml:space="preserve">Restructure the open: cold black screen, then the 94% match score completing its circular progress ring in silence for 3 seconds. No voiceover. No music. Just the number. Then cut to the creator’s reaction — the exhale, the wide eyes. Then:</w:t>
       </w:r>
       <w:r>
         <w:t xml:space="preserve"> </w:t>
@@ -1892,22 +2096,34 @@
       <w:r>
         <w:t xml:space="preserve">“She’s never seen her own value quantified before.”</w:t>
       </w:r>
-      <w:r>
-        <w:t xml:space="preserve"> </w:t>
-      </w:r>
-      <w:r>
-        <w:t xml:space="preserve">2. The current 00:00-00:15 montage becomes the second beat (00:10-00:25), retaining its energy but now providing context for what viewers just saw rather than needing to establish urgency before the format innovation is revealed.</w:t>
-      </w:r>
-      <w:r>
-        <w:t xml:space="preserve"> </w:t>
-      </w:r>
-      <w:r>
-        <w:t xml:space="preserve">3. Test both versions with a small panel of industry contacts who have development experience. The response to the opening determines which version gets pitched.</w:t>
-      </w:r>
-    </w:p>
-    <w:p>
-      <w:pPr>
-        <w:pStyle w:val="BodyText"/>
+    </w:p>
+    <w:p>
+      <w:pPr>
+        <w:pStyle w:val="Compact"/>
+        <w:numPr>
+          <w:ilvl w:val="0"/>
+          <w:numId w:val="1011"/>
+        </w:numPr>
+      </w:pPr>
+      <w:r>
+        <w:t xml:space="preserve">The current 00:00-00:15 montage becomes the second beat (00:10-00:25), retaining its energy but now providing context for what viewers just saw rather than needing to establish urgency before the format innovation is revealed.</w:t>
+      </w:r>
+    </w:p>
+    <w:p>
+      <w:pPr>
+        <w:pStyle w:val="Compact"/>
+        <w:numPr>
+          <w:ilvl w:val="0"/>
+          <w:numId w:val="1011"/>
+        </w:numPr>
+      </w:pPr>
+      <w:r>
+        <w:t xml:space="preserve">Test both versions with a small panel of industry contacts who have development experience. The response to the opening determines which version gets pitched.</w:t>
+      </w:r>
+    </w:p>
+    <w:p>
+      <w:pPr>
+        <w:pStyle w:val="FirstParagraph"/>
       </w:pPr>
       <w:r>
         <w:rPr>
@@ -2015,28 +2231,46 @@
         </w:rPr>
         <w:t xml:space="preserve">How to implement:</w:t>
       </w:r>
-      <w:r>
-        <w:t xml:space="preserve"> </w:t>
-      </w:r>
-      <w:r>
-        <w:t xml:space="preserve">1. Identify Marcus Webb (the fitness creator) as the pilot’s anchor character based on existing documentation. His story — 180,000 followers, every single day posting, never more than $500 from a brand deal, the weight of that fact delivered with controlled restraint — is the clearest emotional hook in the document.</w:t>
-      </w:r>
-      <w:r>
-        <w:t xml:space="preserve"> </w:t>
-      </w:r>
-      <w:r>
-        <w:t xml:space="preserve">2. Open Act One with Marcus’s confessional, not with the group arrival. 60 seconds of Marcus alone in a room, direct to camera, before the first shot of the stage. Let the audience know who they are rooting for before the competition begins.</w:t>
-      </w:r>
-      <w:r>
-        <w:t xml:space="preserve"> </w:t>
-      </w:r>
-      <w:r>
-        <w:t xml:space="preserve">3. In the pilot treatment’s narrative, track Marcus’s arc explicitly across all five acts: what he learns in the data room, what his match score reveals, how he pitches, what the judges say about him, whether he advances. His arc is the pilot episode’s emotional spine.</w:t>
-      </w:r>
-    </w:p>
-    <w:p>
-      <w:pPr>
-        <w:pStyle w:val="BodyText"/>
+    </w:p>
+    <w:p>
+      <w:pPr>
+        <w:pStyle w:val="Compact"/>
+        <w:numPr>
+          <w:ilvl w:val="0"/>
+          <w:numId w:val="1012"/>
+        </w:numPr>
+      </w:pPr>
+      <w:r>
+        <w:t xml:space="preserve">Identify Marcus Webb (the fitness creator) as the pilot’s anchor character based on existing documentation. His story — 180,000 followers, every single day posting, never more than $500 from a brand deal, the weight of that fact delivered with controlled restraint — is the clearest emotional hook in the document.</w:t>
+      </w:r>
+    </w:p>
+    <w:p>
+      <w:pPr>
+        <w:pStyle w:val="Compact"/>
+        <w:numPr>
+          <w:ilvl w:val="0"/>
+          <w:numId w:val="1012"/>
+        </w:numPr>
+      </w:pPr>
+      <w:r>
+        <w:t xml:space="preserve">Open Act One with Marcus’s confessional, not with the group arrival. 60 seconds of Marcus alone in a room, direct to camera, before the first shot of the stage. Let the audience know who they are rooting for before the competition begins.</w:t>
+      </w:r>
+    </w:p>
+    <w:p>
+      <w:pPr>
+        <w:pStyle w:val="Compact"/>
+        <w:numPr>
+          <w:ilvl w:val="0"/>
+          <w:numId w:val="1012"/>
+        </w:numPr>
+      </w:pPr>
+      <w:r>
+        <w:t xml:space="preserve">In the pilot treatment’s narrative, track Marcus’s arc explicitly across all five acts: what he learns in the data room, what his match score reveals, how he pitches, what the judges say about him, whether he advances. His arc is the pilot episode’s emotional spine.</w:t>
+      </w:r>
+    </w:p>
+    <w:p>
+      <w:pPr>
+        <w:pStyle w:val="FirstParagraph"/>
       </w:pPr>
       <w:r>
         <w:rPr>
@@ -2192,11 +2426,17 @@
         </w:rPr>
         <w:t xml:space="preserve">How to implement:</w:t>
       </w:r>
-      <w:r>
-        <w:t xml:space="preserve"> </w:t>
-      </w:r>
-      <w:r>
-        <w:t xml:space="preserve">1. Add a specific format beat to the pilot treatment titled</w:t>
+    </w:p>
+    <w:p>
+      <w:pPr>
+        <w:pStyle w:val="Compact"/>
+        <w:numPr>
+          <w:ilvl w:val="0"/>
+          <w:numId w:val="1013"/>
+        </w:numPr>
+      </w:pPr>
+      <w:r>
+        <w:t xml:space="preserve">Add a specific format beat to the pilot treatment titled</w:t>
       </w:r>
       <w:r>
         <w:t xml:space="preserve"> </w:t>
@@ -2210,17 +2450,29 @@
       <w:r>
         <w:t xml:space="preserve">— a moment in Act Four where one contestant is given a choice between the deal the AI scored highest and a deal they have a personal connection to that scored lower.</w:t>
       </w:r>
-      <w:r>
-        <w:t xml:space="preserve"> </w:t>
-      </w:r>
-      <w:r>
-        <w:t xml:space="preserve">2. Write this beat into the pilot as a defined production moment rather than hoping it emerges organically from casting.</w:t>
-      </w:r>
-      <w:r>
-        <w:t xml:space="preserve"> </w:t>
-      </w:r>
-      <w:r>
-        <w:t xml:space="preserve">3. In the sizzle reel, add a confessional clip of a contestant saying:</w:t>
+    </w:p>
+    <w:p>
+      <w:pPr>
+        <w:pStyle w:val="Compact"/>
+        <w:numPr>
+          <w:ilvl w:val="0"/>
+          <w:numId w:val="1013"/>
+        </w:numPr>
+      </w:pPr>
+      <w:r>
+        <w:t xml:space="preserve">Write this beat into the pilot as a defined production moment rather than hoping it emerges organically from casting.</w:t>
+      </w:r>
+    </w:p>
+    <w:p>
+      <w:pPr>
+        <w:pStyle w:val="Compact"/>
+        <w:numPr>
+          <w:ilvl w:val="0"/>
+          <w:numId w:val="1013"/>
+        </w:numPr>
+      </w:pPr>
+      <w:r>
+        <w:t xml:space="preserve">In the sizzle reel, add a confessional clip of a contestant saying:</w:t>
       </w:r>
       <w:r>
         <w:t xml:space="preserve"> </w:t>
@@ -2237,7 +2489,7 @@
     </w:p>
     <w:p>
       <w:pPr>
-        <w:pStyle w:val="BodyText"/>
+        <w:pStyle w:val="FirstParagraph"/>
       </w:pPr>
       <w:r>
         <w:rPr>
@@ -2381,22 +2633,34 @@
         </w:rPr>
         <w:t xml:space="preserve">How to implement:</w:t>
       </w:r>
-      <w:r>
-        <w:t xml:space="preserve"> </w:t>
-      </w:r>
-      <w:r>
-        <w:t xml:space="preserve">1. Draft a Producer’s Note covering: (a) AI scoring is locked — contestants know what the scores mean but cannot manipulate the input data because the scoring engine pulls directly from verified social platform APIs; (b) brand commitments are pre-qualified — brands commit real budgets before filming, with escrow infrastructure ensuring the money is real; (c) deals reached on camera are legally binding through DealStage’s standard platform agreement, executed live during filming; (d) elimination decisions are production-driven, not AI-driven — the AI score informs but does not determine outcomes, preserving dramatic discretion.</w:t>
-      </w:r>
-      <w:r>
-        <w:t xml:space="preserve"> </w:t>
-      </w:r>
-      <w:r>
-        <w:t xml:space="preserve">2. This note also functions as a legal disclosure that production lawyers will need. Writing it now surfaces any compliance gaps before they become issues in network negotiations.</w:t>
-      </w:r>
-    </w:p>
-    <w:p>
-      <w:pPr>
-        <w:pStyle w:val="BodyText"/>
+    </w:p>
+    <w:p>
+      <w:pPr>
+        <w:pStyle w:val="Compact"/>
+        <w:numPr>
+          <w:ilvl w:val="0"/>
+          <w:numId w:val="1014"/>
+        </w:numPr>
+      </w:pPr>
+      <w:r>
+        <w:t xml:space="preserve">Draft a Producer’s Note covering: (a) AI scoring is locked — contestants know what the scores mean but cannot manipulate the input data because the scoring engine pulls directly from verified social platform APIs; (b) brand commitments are pre-qualified — brands commit real budgets before filming, with escrow infrastructure ensuring the money is real; (c) deals reached on camera are legally binding through DealStage’s standard platform agreement, executed live during filming; (d) elimination decisions are production-driven, not AI-driven — the AI score informs but does not determine outcomes, preserving dramatic discretion.</w:t>
+      </w:r>
+    </w:p>
+    <w:p>
+      <w:pPr>
+        <w:pStyle w:val="Compact"/>
+        <w:numPr>
+          <w:ilvl w:val="0"/>
+          <w:numId w:val="1014"/>
+        </w:numPr>
+      </w:pPr>
+      <w:r>
+        <w:t xml:space="preserve">This note also functions as a legal disclosure that production lawyers will need. Writing it now surfaces any compliance gaps before they become issues in network negotiations.</w:t>
+      </w:r>
+    </w:p>
+    <w:p>
+      <w:pPr>
+        <w:pStyle w:val="FirstParagraph"/>
       </w:pPr>
       <w:r>
         <w:rPr>
@@ -2504,11 +2768,17 @@
         </w:rPr>
         <w:t xml:space="preserve">How to implement:</w:t>
       </w:r>
-      <w:r>
-        <w:t xml:space="preserve"> </w:t>
-      </w:r>
-      <w:r>
-        <w:t xml:space="preserve">1. Write a one-page</w:t>
+    </w:p>
+    <w:p>
+      <w:pPr>
+        <w:pStyle w:val="Compact"/>
+        <w:numPr>
+          <w:ilvl w:val="0"/>
+          <w:numId w:val="1015"/>
+        </w:numPr>
+      </w:pPr>
+      <w:r>
+        <w:t xml:space="preserve">Write a one-page</w:t>
       </w:r>
       <w:r>
         <w:t xml:space="preserve"> </w:t>
@@ -2534,22 +2804,34 @@
       <w:r>
         <w:t xml:space="preserve">they are known for saying when evaluating a pitch.</w:t>
       </w:r>
-      <w:r>
-        <w:t xml:space="preserve"> </w:t>
-      </w:r>
-      <w:r>
-        <w:t xml:space="preserve">2. Add a 300-word judge introduction scene to Act One of the pilot, as recommended in the document’s own review notes, that establishes these philosophies before the first pitch.</w:t>
-      </w:r>
-      <w:r>
-        <w:t xml:space="preserve"> </w:t>
-      </w:r>
-      <w:r>
-        <w:t xml:space="preserve">3. Build at least one judge disagreement moment into the pilot treatment’s Act Five deliberation — not manufactured conflict, but a structurally designed moment where two judges’ philosophies genuinely produce different recommendations for the same contestant.</w:t>
-      </w:r>
-    </w:p>
-    <w:p>
-      <w:pPr>
-        <w:pStyle w:val="BodyText"/>
+    </w:p>
+    <w:p>
+      <w:pPr>
+        <w:pStyle w:val="Compact"/>
+        <w:numPr>
+          <w:ilvl w:val="0"/>
+          <w:numId w:val="1015"/>
+        </w:numPr>
+      </w:pPr>
+      <w:r>
+        <w:t xml:space="preserve">Add a 300-word judge introduction scene to Act One of the pilot, as recommended in the document’s own review notes, that establishes these philosophies before the first pitch.</w:t>
+      </w:r>
+    </w:p>
+    <w:p>
+      <w:pPr>
+        <w:pStyle w:val="Compact"/>
+        <w:numPr>
+          <w:ilvl w:val="0"/>
+          <w:numId w:val="1015"/>
+        </w:numPr>
+      </w:pPr>
+      <w:r>
+        <w:t xml:space="preserve">Build at least one judge disagreement moment into the pilot treatment’s Act Five deliberation — not manufactured conflict, but a structurally designed moment where two judges’ philosophies genuinely produce different recommendations for the same contestant.</w:t>
+      </w:r>
+    </w:p>
+    <w:p>
+      <w:pPr>
+        <w:pStyle w:val="FirstParagraph"/>
       </w:pPr>
       <w:r>
         <w:rPr>
@@ -2669,11 +2951,17 @@
         </w:rPr>
         <w:t xml:space="preserve">How to implement:</w:t>
       </w:r>
-      <w:r>
-        <w:t xml:space="preserve"> </w:t>
-      </w:r>
-      <w:r>
-        <w:t xml:space="preserve">1. Create a single PDF page titled</w:t>
+    </w:p>
+    <w:p>
+      <w:pPr>
+        <w:pStyle w:val="Compact"/>
+        <w:numPr>
+          <w:ilvl w:val="0"/>
+          <w:numId w:val="1016"/>
+        </w:numPr>
+      </w:pPr>
+      <w:r>
+        <w:t xml:space="preserve">Create a single PDF page titled</w:t>
       </w:r>
       <w:r>
         <w:t xml:space="preserve"> </w:t>
@@ -2711,22 +2999,34 @@
       <w:r>
         <w:t xml:space="preserve">warm palette.</w:t>
       </w:r>
-      <w:r>
-        <w:t xml:space="preserve"> </w:t>
-      </w:r>
-      <w:r>
-        <w:t xml:space="preserve">2. Include the technical production specs the document’s own review noted as missing: 4K master, 16:9 primary, ProRes 4444, Artlist.io temp music for pitch version.</w:t>
-      </w:r>
-      <w:r>
-        <w:t xml:space="preserve"> </w:t>
-      </w:r>
-      <w:r>
-        <w:t xml:space="preserve">3. Attach this one-page PDF to every sizzle reel submission package.</w:t>
-      </w:r>
-    </w:p>
-    <w:p>
-      <w:pPr>
-        <w:pStyle w:val="BodyText"/>
+    </w:p>
+    <w:p>
+      <w:pPr>
+        <w:pStyle w:val="Compact"/>
+        <w:numPr>
+          <w:ilvl w:val="0"/>
+          <w:numId w:val="1016"/>
+        </w:numPr>
+      </w:pPr>
+      <w:r>
+        <w:t xml:space="preserve">Include the technical production specs the document’s own review noted as missing: 4K master, 16:9 primary, ProRes 4444, Artlist.io temp music for pitch version.</w:t>
+      </w:r>
+    </w:p>
+    <w:p>
+      <w:pPr>
+        <w:pStyle w:val="Compact"/>
+        <w:numPr>
+          <w:ilvl w:val="0"/>
+          <w:numId w:val="1016"/>
+        </w:numPr>
+      </w:pPr>
+      <w:r>
+        <w:t xml:space="preserve">Attach this one-page PDF to every sizzle reel submission package.</w:t>
+      </w:r>
+    </w:p>
+    <w:p>
+      <w:pPr>
+        <w:pStyle w:val="FirstParagraph"/>
       </w:pPr>
       <w:r>
         <w:rPr>
@@ -2846,29 +3146,53 @@
         </w:rPr>
         <w:t xml:space="preserve">How to implement:</w:t>
       </w:r>
-      <w:r>
-        <w:t xml:space="preserve"> </w:t>
-      </w:r>
-      <w:r>
-        <w:t xml:space="preserve">1. Identify 3-5 real DealStage platform users who have strong stories — high match scores with brands they would not have considered, or deals closed significantly above what they expected to earn.</w:t>
-      </w:r>
-      <w:r>
-        <w:t xml:space="preserve"> </w:t>
-      </w:r>
-      <w:r>
-        <w:t xml:space="preserve">2. Film their first time seeing their match results using a documentary crew (two cameras, available light, no director coaching the reaction).</w:t>
-      </w:r>
-      <w:r>
-        <w:t xml:space="preserve"> </w:t>
-      </w:r>
-      <w:r>
-        <w:t xml:space="preserve">3. Use the most compelling 15-30 seconds of genuine reaction footage as the solution segment’s centerpiece. Write the rest of the sizzle reel around this real footage.</w:t>
-      </w:r>
-      <w:r>
-        <w:t xml:space="preserve"> </w:t>
-      </w:r>
-      <w:r>
-        <w:t xml:space="preserve">4. This approach also generates the first episode of</w:t>
+    </w:p>
+    <w:p>
+      <w:pPr>
+        <w:pStyle w:val="Compact"/>
+        <w:numPr>
+          <w:ilvl w:val="0"/>
+          <w:numId w:val="1017"/>
+        </w:numPr>
+      </w:pPr>
+      <w:r>
+        <w:t xml:space="preserve">Identify 3-5 real DealStage platform users who have strong stories — high match scores with brands they would not have considered, or deals closed significantly above what they expected to earn.</w:t>
+      </w:r>
+    </w:p>
+    <w:p>
+      <w:pPr>
+        <w:pStyle w:val="Compact"/>
+        <w:numPr>
+          <w:ilvl w:val="0"/>
+          <w:numId w:val="1017"/>
+        </w:numPr>
+      </w:pPr>
+      <w:r>
+        <w:t xml:space="preserve">Film their first time seeing their match results using a documentary crew (two cameras, available light, no director coaching the reaction).</w:t>
+      </w:r>
+    </w:p>
+    <w:p>
+      <w:pPr>
+        <w:pStyle w:val="Compact"/>
+        <w:numPr>
+          <w:ilvl w:val="0"/>
+          <w:numId w:val="1017"/>
+        </w:numPr>
+      </w:pPr>
+      <w:r>
+        <w:t xml:space="preserve">Use the most compelling 15-30 seconds of genuine reaction footage as the solution segment’s centerpiece. Write the rest of the sizzle reel around this real footage.</w:t>
+      </w:r>
+    </w:p>
+    <w:p>
+      <w:pPr>
+        <w:pStyle w:val="Compact"/>
+        <w:numPr>
+          <w:ilvl w:val="0"/>
+          <w:numId w:val="1017"/>
+        </w:numPr>
+      </w:pPr>
+      <w:r>
+        <w:t xml:space="preserve">This approach also generates the first episode of</w:t>
       </w:r>
       <w:r>
         <w:t xml:space="preserve"> </w:t>
@@ -2885,7 +3209,7 @@
     </w:p>
     <w:p>
       <w:pPr>
-        <w:pStyle w:val="BodyText"/>
+        <w:pStyle w:val="FirstParagraph"/>
       </w:pPr>
       <w:r>
         <w:rPr>
@@ -2981,23 +3305,41 @@
         </w:rPr>
         <w:t xml:space="preserve">How to implement:</w:t>
       </w:r>
-      <w:r>
-        <w:t xml:space="preserve"> </w:t>
-      </w:r>
-      <w:r>
-        <w:t xml:space="preserve">1. Write a specific pilot elimination scene in Act Five where Derek Calloway (the eliminated contestant mentioned in the document’s own corrections) is eliminated despite having a strong early match score, and the judge’s elimination rationale explicitly addresses the gap between data potential and executed performance.</w:t>
-      </w:r>
-      <w:r>
-        <w:t xml:space="preserve"> </w:t>
-      </w:r>
-      <w:r>
-        <w:t xml:space="preserve">2. Give Diana Park or Leon Harris a line that becomes the show’s first memorable quote: something that articulates the show’s philosophy about data and human performance in a single sentence that will be clipped, shared, and remembered.</w:t>
-      </w:r>
-      <w:r>
-        <w:t xml:space="preserve"> </w:t>
-      </w:r>
-      <w:r>
-        <w:t xml:space="preserve">3. In the pilot treatment, frame this as the</w:t>
+    </w:p>
+    <w:p>
+      <w:pPr>
+        <w:pStyle w:val="Compact"/>
+        <w:numPr>
+          <w:ilvl w:val="0"/>
+          <w:numId w:val="1018"/>
+        </w:numPr>
+      </w:pPr>
+      <w:r>
+        <w:t xml:space="preserve">Write a specific pilot elimination scene in Act Five where Derek Calloway (the eliminated contestant mentioned in the document’s own corrections) is eliminated despite having a strong early match score, and the judge’s elimination rationale explicitly addresses the gap between data potential and executed performance.</w:t>
+      </w:r>
+    </w:p>
+    <w:p>
+      <w:pPr>
+        <w:pStyle w:val="Compact"/>
+        <w:numPr>
+          <w:ilvl w:val="0"/>
+          <w:numId w:val="1018"/>
+        </w:numPr>
+      </w:pPr>
+      <w:r>
+        <w:t xml:space="preserve">Give Diana Park or Leon Harris a line that becomes the show’s first memorable quote: something that articulates the show’s philosophy about data and human performance in a single sentence that will be clipped, shared, and remembered.</w:t>
+      </w:r>
+    </w:p>
+    <w:p>
+      <w:pPr>
+        <w:pStyle w:val="Compact"/>
+        <w:numPr>
+          <w:ilvl w:val="0"/>
+          <w:numId w:val="1018"/>
+        </w:numPr>
+      </w:pPr>
+      <w:r>
+        <w:t xml:space="preserve">In the pilot treatment, frame this as the</w:t>
       </w:r>
       <w:r>
         <w:t xml:space="preserve"> </w:t>
@@ -3014,7 +3356,7 @@
     </w:p>
     <w:p>
       <w:pPr>
-        <w:pStyle w:val="BodyText"/>
+        <w:pStyle w:val="FirstParagraph"/>
       </w:pPr>
       <w:r>
         <w:rPr>
@@ -3122,11 +3464,17 @@
         </w:rPr>
         <w:t xml:space="preserve">How to implement:</w:t>
       </w:r>
-      <w:r>
-        <w:t xml:space="preserve"> </w:t>
-      </w:r>
-      <w:r>
-        <w:t xml:space="preserve">1. In the second half of Episode 1, after Alicia Ford’s deal breakdown, have the host say:</w:t>
+    </w:p>
+    <w:p>
+      <w:pPr>
+        <w:pStyle w:val="Compact"/>
+        <w:numPr>
+          <w:ilvl w:val="0"/>
+          <w:numId w:val="1019"/>
+        </w:numPr>
+      </w:pPr>
+      <w:r>
+        <w:t xml:space="preserve">In the second half of Episode 1, after Alicia Ford’s deal breakdown, have the host say:</w:t>
       </w:r>
       <w:r>
         <w:t xml:space="preserve"> </w:t>
@@ -3134,17 +3482,29 @@
       <w:r>
         <w:t xml:space="preserve">“What Alicia just described — the data research, the match score, the negotiation moment — that is exactly what you are going to see twelve contestants do on stage, on camera, live. We are building a show around this exact process. Here is what that looks like…”</w:t>
       </w:r>
-      <w:r>
-        <w:t xml:space="preserve"> </w:t>
-      </w:r>
-      <w:r>
-        <w:t xml:space="preserve">2. Brief the audience on the TV show format in 5-7 minutes of conversational explanation, treating the listeners as insiders who get to understand the format before it is on television.</w:t>
-      </w:r>
-      <w:r>
-        <w:t xml:space="preserve"> </w:t>
-      </w:r>
-      <w:r>
-        <w:t xml:space="preserve">3. End the episode with a specific call to action:</w:t>
+    </w:p>
+    <w:p>
+      <w:pPr>
+        <w:pStyle w:val="Compact"/>
+        <w:numPr>
+          <w:ilvl w:val="0"/>
+          <w:numId w:val="1019"/>
+        </w:numPr>
+      </w:pPr>
+      <w:r>
+        <w:t xml:space="preserve">Brief the audience on the TV show format in 5-7 minutes of conversational explanation, treating the listeners as insiders who get to understand the format before it is on television.</w:t>
+      </w:r>
+    </w:p>
+    <w:p>
+      <w:pPr>
+        <w:pStyle w:val="Compact"/>
+        <w:numPr>
+          <w:ilvl w:val="0"/>
+          <w:numId w:val="1019"/>
+        </w:numPr>
+      </w:pPr>
+      <w:r>
+        <w:t xml:space="preserve">End the episode with a specific call to action:</w:t>
       </w:r>
       <w:r>
         <w:t xml:space="preserve"> </w:t>
@@ -3161,7 +3521,7 @@
     </w:p>
     <w:p>
       <w:pPr>
-        <w:pStyle w:val="BodyText"/>
+        <w:pStyle w:val="FirstParagraph"/>
       </w:pPr>
       <w:r>
         <w:rPr>
@@ -3281,23 +3641,41 @@
         </w:rPr>
         <w:t xml:space="preserve">How to implement:</w:t>
       </w:r>
-      <w:r>
-        <w:t xml:space="preserve"> </w:t>
-      </w:r>
-      <w:r>
-        <w:t xml:space="preserve">1. Write an Episode 5 scenario: identify which two or three contestant archetypes are typically still in the competition at midseason and what kind of brand challenge (a fashion brand challenge? a financial services pitch?) creates maximum tension for that group.</w:t>
-      </w:r>
-      <w:r>
-        <w:t xml:space="preserve"> </w:t>
-      </w:r>
-      <w:r>
-        <w:t xml:space="preserve">2. Write an Episode 10 scenario: the finale structure, who the two final contestants are (by archetype, not by name since casting is not yet complete), what the $1M brand portfolio offer consists of, and what the emotional payoff is for the winner and the audience.</w:t>
-      </w:r>
-      <w:r>
-        <w:t xml:space="preserve"> </w:t>
-      </w:r>
-      <w:r>
-        <w:t xml:space="preserve">3. Include a one-paragraph note on</w:t>
+    </w:p>
+    <w:p>
+      <w:pPr>
+        <w:pStyle w:val="Compact"/>
+        <w:numPr>
+          <w:ilvl w:val="0"/>
+          <w:numId w:val="1020"/>
+        </w:numPr>
+      </w:pPr>
+      <w:r>
+        <w:t xml:space="preserve">Write an Episode 5 scenario: identify which two or three contestant archetypes are typically still in the competition at midseason and what kind of brand challenge (a fashion brand challenge? a financial services pitch?) creates maximum tension for that group.</w:t>
+      </w:r>
+    </w:p>
+    <w:p>
+      <w:pPr>
+        <w:pStyle w:val="Compact"/>
+        <w:numPr>
+          <w:ilvl w:val="0"/>
+          <w:numId w:val="1020"/>
+        </w:numPr>
+      </w:pPr>
+      <w:r>
+        <w:t xml:space="preserve">Write an Episode 10 scenario: the finale structure, who the two final contestants are (by archetype, not by name since casting is not yet complete), what the $1M brand portfolio offer consists of, and what the emotional payoff is for the winner and the audience.</w:t>
+      </w:r>
+    </w:p>
+    <w:p>
+      <w:pPr>
+        <w:pStyle w:val="Compact"/>
+        <w:numPr>
+          <w:ilvl w:val="0"/>
+          <w:numId w:val="1020"/>
+        </w:numPr>
+      </w:pPr>
+      <w:r>
+        <w:t xml:space="preserve">Include a one-paragraph note on</w:t>
       </w:r>
       <w:r>
         <w:t xml:space="preserve"> </w:t>
@@ -3314,7 +3692,7 @@
     </w:p>
     <w:p>
       <w:pPr>
-        <w:pStyle w:val="BodyText"/>
+        <w:pStyle w:val="FirstParagraph"/>
       </w:pPr>
       <w:r>
         <w:rPr>
@@ -3461,11 +3839,17 @@
         </w:rPr>
         <w:t xml:space="preserve">How to implement:</w:t>
       </w:r>
-      <w:r>
-        <w:t xml:space="preserve"> </w:t>
-      </w:r>
-      <w:r>
-        <w:t xml:space="preserve">1. Develop three candidate positioning lines and test them with three people who know Shark Tank well: (a)</w:t>
+    </w:p>
+    <w:p>
+      <w:pPr>
+        <w:pStyle w:val="Compact"/>
+        <w:numPr>
+          <w:ilvl w:val="0"/>
+          <w:numId w:val="1021"/>
+        </w:numPr>
+      </w:pPr>
+      <w:r>
+        <w:t xml:space="preserve">Develop three candidate positioning lines and test them with three people who know Shark Tank well: (a)</w:t>
       </w:r>
       <w:r>
         <w:t xml:space="preserve"> </w:t>
@@ -3497,11 +3881,17 @@
       <w:r>
         <w:t xml:space="preserve">“In Shark Tank, five investors decide who succeeds. In The Deal Stage, the data decides who’s ready — and thirty-two AI agents make the case.”</w:t>
       </w:r>
-      <w:r>
-        <w:t xml:space="preserve"> </w:t>
-      </w:r>
-      <w:r>
-        <w:t xml:space="preserve">2. Add this positioning framework as a standalone section in the competitive analysis titled</w:t>
+    </w:p>
+    <w:p>
+      <w:pPr>
+        <w:pStyle w:val="Compact"/>
+        <w:numPr>
+          <w:ilvl w:val="0"/>
+          <w:numId w:val="1021"/>
+        </w:numPr>
+      </w:pPr>
+      <w:r>
+        <w:t xml:space="preserve">Add this positioning framework as a standalone section in the competitive analysis titled</w:t>
       </w:r>
       <w:r>
         <w:t xml:space="preserve"> </w:t>
@@ -3509,16 +3899,22 @@
       <w:r>
         <w:t xml:space="preserve">“Our Position in the Format Landscape.”</w:t>
       </w:r>
-      <w:r>
-        <w:t xml:space="preserve"> </w:t>
-      </w:r>
-      <w:r>
-        <w:t xml:space="preserve">3. Ensure this language is consistent across the pitch deck, the pilot treatment, and the competitive analysis document.</w:t>
-      </w:r>
-    </w:p>
-    <w:p>
-      <w:pPr>
-        <w:pStyle w:val="BodyText"/>
+    </w:p>
+    <w:p>
+      <w:pPr>
+        <w:pStyle w:val="Compact"/>
+        <w:numPr>
+          <w:ilvl w:val="0"/>
+          <w:numId w:val="1021"/>
+        </w:numPr>
+      </w:pPr>
+      <w:r>
+        <w:t xml:space="preserve">Ensure this language is consistent across the pitch deck, the pilot treatment, and the competitive analysis document.</w:t>
+      </w:r>
+    </w:p>
+    <w:p>
+      <w:pPr>
+        <w:pStyle w:val="FirstParagraph"/>
       </w:pPr>
       <w:r>
         <w:rPr>
@@ -3674,17 +4070,29 @@
         </w:rPr>
         <w:t xml:space="preserve">How to implement:</w:t>
       </w:r>
-      <w:r>
-        <w:t xml:space="preserve"> </w:t>
-      </w:r>
-      <w:r>
-        <w:t xml:space="preserve">1. Create a table with columns: Show / Core Failure Mode / DealStage Prevention Architecture.</w:t>
-      </w:r>
-      <w:r>
-        <w:t xml:space="preserve"> </w:t>
-      </w:r>
-      <w:r>
-        <w:t xml:space="preserve">2. For Opportunity Knocks:</w:t>
+    </w:p>
+    <w:p>
+      <w:pPr>
+        <w:pStyle w:val="Compact"/>
+        <w:numPr>
+          <w:ilvl w:val="0"/>
+          <w:numId w:val="1022"/>
+        </w:numPr>
+      </w:pPr>
+      <w:r>
+        <w:t xml:space="preserve">Create a table with columns: Show / Core Failure Mode / DealStage Prevention Architecture.</w:t>
+      </w:r>
+    </w:p>
+    <w:p>
+      <w:pPr>
+        <w:pStyle w:val="Compact"/>
+        <w:numPr>
+          <w:ilvl w:val="0"/>
+          <w:numId w:val="1022"/>
+        </w:numPr>
+      </w:pPr>
+      <w:r>
+        <w:t xml:space="preserve">For Opportunity Knocks:</w:t>
       </w:r>
       <w:r>
         <w:t xml:space="preserve"> </w:t>
@@ -3716,11 +4124,17 @@
       <w:r>
         <w:t xml:space="preserve">The AI match score is the visible, repeatable format mechanic that anchors viewer understanding.”</w:t>
       </w:r>
-      <w:r>
-        <w:t xml:space="preserve"> </w:t>
-      </w:r>
-      <w:r>
-        <w:t xml:space="preserve">3. For The Apprentice’s decline:</w:t>
+    </w:p>
+    <w:p>
+      <w:pPr>
+        <w:pStyle w:val="Compact"/>
+        <w:numPr>
+          <w:ilvl w:val="0"/>
+          <w:numId w:val="1022"/>
+        </w:numPr>
+      </w:pPr>
+      <w:r>
+        <w:t xml:space="preserve">For The Apprentice’s decline:</w:t>
       </w:r>
       <w:r>
         <w:t xml:space="preserve"> </w:t>
@@ -3740,11 +4154,17 @@
       <w:r>
         <w:t xml:space="preserve">“Every deal reached on stage is a legally binding contract executed through DealStage’s platform. The business outcomes are real by construction — the format collapses without them.”</w:t>
       </w:r>
-      <w:r>
-        <w:t xml:space="preserve"> </w:t>
-      </w:r>
-      <w:r>
-        <w:t xml:space="preserve">4. For Opportunity Knocks’ passive mechanic problem: DealStage prevention:</w:t>
+    </w:p>
+    <w:p>
+      <w:pPr>
+        <w:pStyle w:val="Compact"/>
+        <w:numPr>
+          <w:ilvl w:val="0"/>
+          <w:numId w:val="1022"/>
+        </w:numPr>
+      </w:pPr>
+      <w:r>
+        <w:t xml:space="preserve">For Opportunity Knocks’ passive mechanic problem: DealStage prevention:</w:t>
       </w:r>
       <w:r>
         <w:t xml:space="preserve"> </w:t>
@@ -3767,7 +4187,7 @@
     </w:p>
     <w:p>
       <w:pPr>
-        <w:pStyle w:val="BodyText"/>
+        <w:pStyle w:val="FirstParagraph"/>
       </w:pPr>
       <w:r>
         <w:rPr>
@@ -3875,11 +4295,17 @@
         </w:rPr>
         <w:t xml:space="preserve">How to implement:</w:t>
       </w:r>
-      <w:r>
-        <w:t xml:space="preserve"> </w:t>
-      </w:r>
-      <w:r>
-        <w:t xml:space="preserve">1. Add a new Section 1 titled</w:t>
+    </w:p>
+    <w:p>
+      <w:pPr>
+        <w:pStyle w:val="Compact"/>
+        <w:numPr>
+          <w:ilvl w:val="0"/>
+          <w:numId w:val="1023"/>
+        </w:numPr>
+      </w:pPr>
+      <w:r>
+        <w:t xml:space="preserve">Add a new Section 1 titled</w:t>
       </w:r>
       <w:r>
         <w:t xml:space="preserve"> </w:t>
@@ -3893,11 +4319,17 @@
       <w:r>
         <w:t xml:space="preserve">covering: WGA Format Registration ($25, immediate), FRAPA registration (Format Recognition and Protection Association — the international body for TV format IP), timestamp documentation for all format development materials, and consultation with an entertainment IP attorney on patent eligibility of the AI Match Score algorithm.</w:t>
       </w:r>
-      <w:r>
-        <w:t xml:space="preserve"> </w:t>
-      </w:r>
-      <w:r>
-        <w:t xml:space="preserve">2. Add a non-obvious but critical element: every production company development agreement should include a</w:t>
+    </w:p>
+    <w:p>
+      <w:pPr>
+        <w:pStyle w:val="Compact"/>
+        <w:numPr>
+          <w:ilvl w:val="0"/>
+          <w:numId w:val="1023"/>
+        </w:numPr>
+      </w:pPr>
+      <w:r>
+        <w:t xml:space="preserve">Add a non-obvious but critical element: every production company development agreement should include a</w:t>
       </w:r>
       <w:r>
         <w:t xml:space="preserve"> </w:t>
@@ -3911,16 +4343,22 @@
       <w:r>
         <w:t xml:space="preserve">that returns all show concepts to DealStage IP if the development agreement is terminated. This is standard in sophisticated entertainment IP deals but is often missed by first-time producers.</w:t>
       </w:r>
-      <w:r>
-        <w:t xml:space="preserve"> </w:t>
-      </w:r>
-      <w:r>
-        <w:t xml:space="preserve">3. Budget line: format protection costs $5,000-25,000 at this stage. It protects a potential $100M+ IP asset. State this ROI explicitly in the section.</w:t>
-      </w:r>
-    </w:p>
-    <w:p>
-      <w:pPr>
-        <w:pStyle w:val="BodyText"/>
+    </w:p>
+    <w:p>
+      <w:pPr>
+        <w:pStyle w:val="Compact"/>
+        <w:numPr>
+          <w:ilvl w:val="0"/>
+          <w:numId w:val="1023"/>
+        </w:numPr>
+      </w:pPr>
+      <w:r>
+        <w:t xml:space="preserve">Budget line: format protection costs $5,000-25,000 at this stage. It protects a potential $100M+ IP asset. State this ROI explicitly in the section.</w:t>
+      </w:r>
+    </w:p>
+    <w:p>
+      <w:pPr>
+        <w:pStyle w:val="FirstParagraph"/>
       </w:pPr>
       <w:r>
         <w:rPr>
@@ -4028,11 +4466,17 @@
         </w:rPr>
         <w:t xml:space="preserve">How to implement:</w:t>
       </w:r>
-      <w:r>
-        <w:t xml:space="preserve"> </w:t>
-      </w:r>
-      <w:r>
-        <w:t xml:space="preserve">1. Create a 3-section addendum to the competitive analysis titled</w:t>
+    </w:p>
+    <w:p>
+      <w:pPr>
+        <w:pStyle w:val="Compact"/>
+        <w:numPr>
+          <w:ilvl w:val="0"/>
+          <w:numId w:val="1024"/>
+        </w:numPr>
+      </w:pPr>
+      <w:r>
+        <w:t xml:space="preserve">Create a 3-section addendum to the competitive analysis titled</w:t>
       </w:r>
       <w:r>
         <w:t xml:space="preserve"> </w:t>
@@ -4055,22 +4499,34 @@
       <w:r>
         <w:t xml:space="preserve">format), advertising integration opportunities, weekly appointment viewing habit; (c) Streaming Platform Package — emphasize international format adaptation potential, subscriber retention mechanics, binge-ability of the 10-episode limited series format.</w:t>
       </w:r>
-      <w:r>
-        <w:t xml:space="preserve"> </w:t>
-      </w:r>
-      <w:r>
-        <w:t xml:space="preserve">2. For each package, identify the three slides or sections of existing documents that are most relevant and should be presented first.</w:t>
-      </w:r>
-      <w:r>
-        <w:t xml:space="preserve"> </w:t>
-      </w:r>
-      <w:r>
-        <w:t xml:space="preserve">3. Note the specific customization required for the top 5 target production companies already identified.</w:t>
-      </w:r>
-    </w:p>
-    <w:p>
-      <w:pPr>
-        <w:pStyle w:val="BodyText"/>
+    </w:p>
+    <w:p>
+      <w:pPr>
+        <w:pStyle w:val="Compact"/>
+        <w:numPr>
+          <w:ilvl w:val="0"/>
+          <w:numId w:val="1024"/>
+        </w:numPr>
+      </w:pPr>
+      <w:r>
+        <w:t xml:space="preserve">For each package, identify the three slides or sections of existing documents that are most relevant and should be presented first.</w:t>
+      </w:r>
+    </w:p>
+    <w:p>
+      <w:pPr>
+        <w:pStyle w:val="Compact"/>
+        <w:numPr>
+          <w:ilvl w:val="0"/>
+          <w:numId w:val="1024"/>
+        </w:numPr>
+      </w:pPr>
+      <w:r>
+        <w:t xml:space="preserve">Note the specific customization required for the top 5 target production companies already identified.</w:t>
+      </w:r>
+    </w:p>
+    <w:p>
+      <w:pPr>
+        <w:pStyle w:val="FirstParagraph"/>
       </w:pPr>
       <w:r>
         <w:rPr>
@@ -4178,11 +4634,17 @@
         </w:rPr>
         <w:t xml:space="preserve">How to implement:</w:t>
       </w:r>
-      <w:r>
-        <w:t xml:space="preserve"> </w:t>
-      </w:r>
-      <w:r>
-        <w:t xml:space="preserve">1. Add a section titled</w:t>
+    </w:p>
+    <w:p>
+      <w:pPr>
+        <w:pStyle w:val="Compact"/>
+        <w:numPr>
+          <w:ilvl w:val="0"/>
+          <w:numId w:val="1025"/>
+        </w:numPr>
+      </w:pPr>
+      <w:r>
+        <w:t xml:space="preserve">Add a section titled</w:t>
       </w:r>
       <w:r>
         <w:t xml:space="preserve"> </w:t>
@@ -4196,17 +4658,29 @@
       <w:r>
         <w:t xml:space="preserve">following the format competitive analysis.</w:t>
       </w:r>
-      <w:r>
-        <w:t xml:space="preserve"> </w:t>
-      </w:r>
-      <w:r>
-        <w:t xml:space="preserve">2. Build a simple comparison table across five dimensions: AI matching sophistication, three-sided marketplace (Brand + Talent + Agency), deal execution infrastructure (escrow, contracts), media ecosystem, and data moat.</w:t>
-      </w:r>
-      <w:r>
-        <w:t xml:space="preserve"> </w:t>
-      </w:r>
-      <w:r>
-        <w:t xml:space="preserve">3. For each competitor, the media ecosystem column reads</w:t>
+    </w:p>
+    <w:p>
+      <w:pPr>
+        <w:pStyle w:val="Compact"/>
+        <w:numPr>
+          <w:ilvl w:val="0"/>
+          <w:numId w:val="1025"/>
+        </w:numPr>
+      </w:pPr>
+      <w:r>
+        <w:t xml:space="preserve">Build a simple comparison table across five dimensions: AI matching sophistication, three-sided marketplace (Brand + Talent + Agency), deal execution infrastructure (escrow, contracts), media ecosystem, and data moat.</w:t>
+      </w:r>
+    </w:p>
+    <w:p>
+      <w:pPr>
+        <w:pStyle w:val="Compact"/>
+        <w:numPr>
+          <w:ilvl w:val="0"/>
+          <w:numId w:val="1025"/>
+        </w:numPr>
+      </w:pPr>
+      <w:r>
+        <w:t xml:space="preserve">For each competitor, the media ecosystem column reads</w:t>
       </w:r>
       <w:r>
         <w:t xml:space="preserve"> </w:t>
@@ -4229,7 +4703,7 @@
     </w:p>
     <w:p>
       <w:pPr>
-        <w:pStyle w:val="BodyText"/>
+        <w:pStyle w:val="FirstParagraph"/>
       </w:pPr>
       <w:r>
         <w:rPr>
@@ -4337,11 +4811,17 @@
         </w:rPr>
         <w:t xml:space="preserve">How to implement:</w:t>
       </w:r>
-      <w:r>
-        <w:t xml:space="preserve"> </w:t>
-      </w:r>
-      <w:r>
-        <w:t xml:space="preserve">1. Draft a</w:t>
+    </w:p>
+    <w:p>
+      <w:pPr>
+        <w:pStyle w:val="Compact"/>
+        <w:numPr>
+          <w:ilvl w:val="0"/>
+          <w:numId w:val="1026"/>
+        </w:numPr>
+      </w:pPr>
+      <w:r>
+        <w:t xml:space="preserve">Draft a</w:t>
       </w:r>
       <w:r>
         <w:t xml:space="preserve"> </w:t>
@@ -4355,11 +4835,17 @@
       <w:r>
         <w:t xml:space="preserve">section of approximately 300 words that covers: (a) the creator economy is growing 32% annually — every month of delay allows a competitor to enter; (b) DealStage’s proprietary deal database grows with every platform transaction, and a competitor starting today starts with zero data; (c) the specific production companies and streaming platforms most likely to back a competitor format — identify them by name and explain why they would be the threat vector; (d) the specific competitive advantage that exists today and begins to erode if another well-funded platform enters the market within 18 months.</w:t>
       </w:r>
-      <w:r>
-        <w:t xml:space="preserve"> </w:t>
-      </w:r>
-      <w:r>
-        <w:t xml:space="preserve">2. End this section with a statement that production company champions can use internally:</w:t>
+    </w:p>
+    <w:p>
+      <w:pPr>
+        <w:pStyle w:val="Compact"/>
+        <w:numPr>
+          <w:ilvl w:val="0"/>
+          <w:numId w:val="1026"/>
+        </w:numPr>
+      </w:pPr>
+      <w:r>
+        <w:t xml:space="preserve">End this section with a statement that production company champions can use internally:</w:t>
       </w:r>
       <w:r>
         <w:t xml:space="preserve"> </w:t>
@@ -4370,7 +4856,7 @@
     </w:p>
     <w:p>
       <w:pPr>
-        <w:pStyle w:val="BodyText"/>
+        <w:pStyle w:val="FirstParagraph"/>
       </w:pPr>
       <w:r>
         <w:rPr>
@@ -4478,17 +4964,29 @@
         </w:rPr>
         <w:t xml:space="preserve">How to implement:</w:t>
       </w:r>
-      <w:r>
-        <w:t xml:space="preserve"> </w:t>
-      </w:r>
-      <w:r>
-        <w:t xml:space="preserve">1. Create a one-page checklist for each market with sections: Regulatory Authority / Prize Competition Registration Requirements / Data Protection Compliance / Talent Contract Requirements / Broadcaster Relationships / Estimated Compliance Cost / Estimated Timeline.</w:t>
-      </w:r>
-      <w:r>
-        <w:t xml:space="preserve"> </w:t>
-      </w:r>
-      <w:r>
-        <w:t xml:space="preserve">2. Add a</w:t>
+    </w:p>
+    <w:p>
+      <w:pPr>
+        <w:pStyle w:val="Compact"/>
+        <w:numPr>
+          <w:ilvl w:val="0"/>
+          <w:numId w:val="1027"/>
+        </w:numPr>
+      </w:pPr>
+      <w:r>
+        <w:t xml:space="preserve">Create a one-page checklist for each market with sections: Regulatory Authority / Prize Competition Registration Requirements / Data Protection Compliance / Talent Contract Requirements / Broadcaster Relationships / Estimated Compliance Cost / Estimated Timeline.</w:t>
+      </w:r>
+    </w:p>
+    <w:p>
+      <w:pPr>
+        <w:pStyle w:val="Compact"/>
+        <w:numPr>
+          <w:ilvl w:val="0"/>
+          <w:numId w:val="1027"/>
+        </w:numPr>
+      </w:pPr>
+      <w:r>
+        <w:t xml:space="preserve">Add a</w:t>
       </w:r>
       <w:r>
         <w:t xml:space="preserve"> </w:t>
@@ -4502,16 +5000,22 @@
       <w:r>
         <w:t xml:space="preserve">notation for each market with the type of specialist needed: UK entertainment solicitor, Canadian broadcast regulatory counsel, German Medienrecht (media law) specialist.</w:t>
       </w:r>
-      <w:r>
-        <w:t xml:space="preserve"> </w:t>
-      </w:r>
-      <w:r>
-        <w:t xml:space="preserve">3. Attach the relevant country checklist to the first formal discussion with any international licensing prospect. It signals operational readiness and builds trust with international partners who frequently deal with US producers who are unprepared for international compliance complexity.</w:t>
-      </w:r>
-    </w:p>
-    <w:p>
-      <w:pPr>
-        <w:pStyle w:val="BodyText"/>
+    </w:p>
+    <w:p>
+      <w:pPr>
+        <w:pStyle w:val="Compact"/>
+        <w:numPr>
+          <w:ilvl w:val="0"/>
+          <w:numId w:val="1027"/>
+        </w:numPr>
+      </w:pPr>
+      <w:r>
+        <w:t xml:space="preserve">Attach the relevant country checklist to the first formal discussion with any international licensing prospect. It signals operational readiness and builds trust with international partners who frequently deal with US producers who are unprepared for international compliance complexity.</w:t>
+      </w:r>
+    </w:p>
+    <w:p>
+      <w:pPr>
+        <w:pStyle w:val="FirstParagraph"/>
       </w:pPr>
       <w:r>
         <w:rPr>
@@ -4607,11 +5111,17 @@
         </w:rPr>
         <w:t xml:space="preserve">How to implement:</w:t>
       </w:r>
-      <w:r>
-        <w:t xml:space="preserve"> </w:t>
-      </w:r>
-      <w:r>
-        <w:t xml:space="preserve">1. Build a one-page</w:t>
+    </w:p>
+    <w:p>
+      <w:pPr>
+        <w:pStyle w:val="Compact"/>
+        <w:numPr>
+          <w:ilvl w:val="0"/>
+          <w:numId w:val="1028"/>
+        </w:numPr>
+      </w:pPr>
+      <w:r>
+        <w:t xml:space="preserve">Build a one-page</w:t>
       </w:r>
       <w:r>
         <w:t xml:space="preserve"> </w:t>
@@ -4631,22 +5141,34 @@
       <w:r>
         <w:t xml:space="preserve">), and a 30-day outreach timeline.</w:t>
       </w:r>
-      <w:r>
-        <w:t xml:space="preserve"> </w:t>
-      </w:r>
-      <w:r>
-        <w:t xml:space="preserve">2. Identify the DealStage value proposition for each firm: (a) platform access for their full client roster (discounted agency rate); (b) first access to brand partner opportunities surfaced through the AI matching engine; (c) co-production credit on any YouTube episode featuring their talent.</w:t>
-      </w:r>
-      <w:r>
-        <w:t xml:space="preserve"> </w:t>
-      </w:r>
-      <w:r>
-        <w:t xml:space="preserve">3. Treat the first Night Media or Select Management relationship as the proof-of-concept for the broader talent agency strategy.</w:t>
-      </w:r>
-    </w:p>
-    <w:p>
-      <w:pPr>
-        <w:pStyle w:val="BodyText"/>
+    </w:p>
+    <w:p>
+      <w:pPr>
+        <w:pStyle w:val="Compact"/>
+        <w:numPr>
+          <w:ilvl w:val="0"/>
+          <w:numId w:val="1028"/>
+        </w:numPr>
+      </w:pPr>
+      <w:r>
+        <w:t xml:space="preserve">Identify the DealStage value proposition for each firm: (a) platform access for their full client roster (discounted agency rate); (b) first access to brand partner opportunities surfaced through the AI matching engine; (c) co-production credit on any YouTube episode featuring their talent.</w:t>
+      </w:r>
+    </w:p>
+    <w:p>
+      <w:pPr>
+        <w:pStyle w:val="Compact"/>
+        <w:numPr>
+          <w:ilvl w:val="0"/>
+          <w:numId w:val="1028"/>
+        </w:numPr>
+      </w:pPr>
+      <w:r>
+        <w:t xml:space="preserve">Treat the first Night Media or Select Management relationship as the proof-of-concept for the broader talent agency strategy.</w:t>
+      </w:r>
+    </w:p>
+    <w:p>
+      <w:pPr>
+        <w:pStyle w:val="FirstParagraph"/>
       </w:pPr>
       <w:r>
         <w:rPr>
@@ -4754,22 +5276,34 @@
         </w:rPr>
         <w:t xml:space="preserve">How to implement:</w:t>
       </w:r>
-      <w:r>
-        <w:t xml:space="preserve"> </w:t>
-      </w:r>
-      <w:r>
-        <w:t xml:space="preserve">1. Commission an entertainment lawyer with reality TV experience to draft a creator-specific contestant participation agreement that addresses: (a) social media posting restrictions during production (must be defined by specific duration and content category, not blanket prohibition); (b) post-show brand deal exclusivity window (how long the show’s brands have exclusivity with the contestant after filming concludes); (c) DealStage platform data rights (the AI match scores, compatibility data, and deal terms negotiated on-camera belong to the platform; the contestant retains rights to use those insights for their own deal-making after the show); (d) post-show participation requirements (social media promotion, reunion episodes, follow-up filming).</w:t>
-      </w:r>
-      <w:r>
-        <w:t xml:space="preserve"> </w:t>
-      </w:r>
-      <w:r>
-        <w:t xml:space="preserve">2. Have the draft reviewed by the talent agencies before finalizing — their input on what terms their clients will and will not accept is essential intelligence for negotiation.</w:t>
-      </w:r>
-    </w:p>
-    <w:p>
-      <w:pPr>
-        <w:pStyle w:val="BodyText"/>
+    </w:p>
+    <w:p>
+      <w:pPr>
+        <w:pStyle w:val="Compact"/>
+        <w:numPr>
+          <w:ilvl w:val="0"/>
+          <w:numId w:val="1029"/>
+        </w:numPr>
+      </w:pPr>
+      <w:r>
+        <w:t xml:space="preserve">Commission an entertainment lawyer with reality TV experience to draft a creator-specific contestant participation agreement that addresses: (a) social media posting restrictions during production (must be defined by specific duration and content category, not blanket prohibition); (b) post-show brand deal exclusivity window (how long the show’s brands have exclusivity with the contestant after filming concludes); (c) DealStage platform data rights (the AI match scores, compatibility data, and deal terms negotiated on-camera belong to the platform; the contestant retains rights to use those insights for their own deal-making after the show); (d) post-show participation requirements (social media promotion, reunion episodes, follow-up filming).</w:t>
+      </w:r>
+    </w:p>
+    <w:p>
+      <w:pPr>
+        <w:pStyle w:val="Compact"/>
+        <w:numPr>
+          <w:ilvl w:val="0"/>
+          <w:numId w:val="1029"/>
+        </w:numPr>
+      </w:pPr>
+      <w:r>
+        <w:t xml:space="preserve">Have the draft reviewed by the talent agencies before finalizing — their input on what terms their clients will and will not accept is essential intelligence for negotiation.</w:t>
+      </w:r>
+    </w:p>
+    <w:p>
+      <w:pPr>
+        <w:pStyle w:val="FirstParagraph"/>
       </w:pPr>
       <w:r>
         <w:rPr>
@@ -4877,11 +5411,17 @@
         </w:rPr>
         <w:t xml:space="preserve">How to implement:</w:t>
       </w:r>
-      <w:r>
-        <w:t xml:space="preserve"> </w:t>
-      </w:r>
-      <w:r>
-        <w:t xml:space="preserve">1. Title this section:</w:t>
+    </w:p>
+    <w:p>
+      <w:pPr>
+        <w:pStyle w:val="Compact"/>
+        <w:numPr>
+          <w:ilvl w:val="0"/>
+          <w:numId w:val="1030"/>
+        </w:numPr>
+      </w:pPr>
+      <w:r>
+        <w:t xml:space="preserve">Title this section:</w:t>
       </w:r>
       <w:r>
         <w:t xml:space="preserve"> </w:t>
@@ -4889,17 +5429,29 @@
       <w:r>
         <w:t xml:space="preserve">“Novel Format Risks — Issues We Are the First to Navigate.”</w:t>
       </w:r>
-      <w:r>
-        <w:t xml:space="preserve"> </w:t>
-      </w:r>
-      <w:r>
-        <w:t xml:space="preserve">2. Identify five to seven specific risk scenarios unique to DealStage’s format, with a brief assessment of each: likelihood, potential impact, and preliminary mitigation strategy.</w:t>
-      </w:r>
-      <w:r>
-        <w:t xml:space="preserve"> </w:t>
-      </w:r>
-      <w:r>
-        <w:t xml:space="preserve">3. Frame the section as a demonstration of sophistication:</w:t>
+    </w:p>
+    <w:p>
+      <w:pPr>
+        <w:pStyle w:val="Compact"/>
+        <w:numPr>
+          <w:ilvl w:val="0"/>
+          <w:numId w:val="1030"/>
+        </w:numPr>
+      </w:pPr>
+      <w:r>
+        <w:t xml:space="preserve">Identify five to seven specific risk scenarios unique to DealStage’s format, with a brief assessment of each: likelihood, potential impact, and preliminary mitigation strategy.</w:t>
+      </w:r>
+    </w:p>
+    <w:p>
+      <w:pPr>
+        <w:pStyle w:val="Compact"/>
+        <w:numPr>
+          <w:ilvl w:val="0"/>
+          <w:numId w:val="1030"/>
+        </w:numPr>
+      </w:pPr>
+      <w:r>
+        <w:t xml:space="preserve">Frame the section as a demonstration of sophistication:</w:t>
       </w:r>
       <w:r>
         <w:t xml:space="preserve"> </w:t>
@@ -4907,16 +5459,22 @@
       <w:r>
         <w:t xml:space="preserve">“We are the first show to do this. We have mapped the uncharted territory. Here is our plan for each scenario that does not have a historical answer.”</w:t>
       </w:r>
-      <w:r>
-        <w:t xml:space="preserve"> </w:t>
-      </w:r>
-      <w:r>
-        <w:t xml:space="preserve">4. Share this section with the production company in the second meeting, not the first — it is a trust-building document for partners who have already decided to explore the relationship, not an objection to preemptively surface in the initial pitch.</w:t>
-      </w:r>
-    </w:p>
-    <w:p>
-      <w:pPr>
-        <w:pStyle w:val="BodyText"/>
+    </w:p>
+    <w:p>
+      <w:pPr>
+        <w:pStyle w:val="Compact"/>
+        <w:numPr>
+          <w:ilvl w:val="0"/>
+          <w:numId w:val="1030"/>
+        </w:numPr>
+      </w:pPr>
+      <w:r>
+        <w:t xml:space="preserve">Share this section with the production company in the second meeting, not the first — it is a trust-building document for partners who have already decided to explore the relationship, not an objection to preemptively surface in the initial pitch.</w:t>
+      </w:r>
+    </w:p>
+    <w:p>
+      <w:pPr>
+        <w:pStyle w:val="FirstParagraph"/>
       </w:pPr>
       <w:r>
         <w:rPr>
@@ -5087,11 +5645,17 @@
         </w:rPr>
         <w:t xml:space="preserve">How to implement:</w:t>
       </w:r>
-      <w:r>
-        <w:t xml:space="preserve"> </w:t>
-      </w:r>
-      <w:r>
-        <w:t xml:space="preserve">1. Create a one-page</w:t>
+    </w:p>
+    <w:p>
+      <w:pPr>
+        <w:pStyle w:val="Compact"/>
+        <w:numPr>
+          <w:ilvl w:val="0"/>
+          <w:numId w:val="1031"/>
+        </w:numPr>
+      </w:pPr>
+      <w:r>
+        <w:t xml:space="preserve">Create a one-page</w:t>
       </w:r>
       <w:r>
         <w:t xml:space="preserve"> </w:t>
@@ -5111,17 +5675,29 @@
       <w:r>
         <w:t xml:space="preserve">“Your brand will be the one that believed in [contestant] when the industry did not. That story will be covered by trade press. It will generate earned media. Your audience will see you as the brand that sees people others miss. That is priceless positioning, delivered at the cost of a mid-market sponsorship.”</w:t>
       </w:r>
-      <w:r>
-        <w:t xml:space="preserve"> </w:t>
-      </w:r>
-      <w:r>
-        <w:t xml:space="preserve">2. In the show’s pitch materials, lead with the brand story, not the contestant story. Development executives respond to format. Brand CMOs respond to marketing value.</w:t>
-      </w:r>
-      <w:r>
-        <w:t xml:space="preserve"> </w:t>
-      </w:r>
-      <w:r>
-        <w:t xml:space="preserve">3. Identify three</w:t>
+    </w:p>
+    <w:p>
+      <w:pPr>
+        <w:pStyle w:val="Compact"/>
+        <w:numPr>
+          <w:ilvl w:val="0"/>
+          <w:numId w:val="1031"/>
+        </w:numPr>
+      </w:pPr>
+      <w:r>
+        <w:t xml:space="preserve">In the show’s pitch materials, lead with the brand story, not the contestant story. Development executives respond to format. Brand CMOs respond to marketing value.</w:t>
+      </w:r>
+    </w:p>
+    <w:p>
+      <w:pPr>
+        <w:pStyle w:val="Compact"/>
+        <w:numPr>
+          <w:ilvl w:val="0"/>
+          <w:numId w:val="1031"/>
+        </w:numPr>
+      </w:pPr>
+      <w:r>
+        <w:t xml:space="preserve">Identify three</w:t>
       </w:r>
       <w:r>
         <w:t xml:space="preserve"> </w:t>
@@ -5138,7 +5714,7 @@
     </w:p>
     <w:p>
       <w:pPr>
-        <w:pStyle w:val="BodyText"/>
+        <w:pStyle w:val="FirstParagraph"/>
       </w:pPr>
       <w:r>
         <w:rPr>
@@ -5258,23 +5834,41 @@
         </w:rPr>
         <w:t xml:space="preserve">How to implement:</w:t>
       </w:r>
-      <w:r>
-        <w:t xml:space="preserve"> </w:t>
-      </w:r>
-      <w:r>
-        <w:t xml:space="preserve">1. Design a YouTube Live test protocol: three live episodes, 60 minutes each, using the four-segment format (The Hot Seat, Rate My Deal, The Closer, The Wildcard).</w:t>
-      </w:r>
-      <w:r>
-        <w:t xml:space="preserve"> </w:t>
-      </w:r>
-      <w:r>
-        <w:t xml:space="preserve">2. Define the success metrics for each test episode: minimum concurrent viewers to justify format validation, minimum social media engagement, minimum conversion rate to platform signup.</w:t>
-      </w:r>
-      <w:r>
-        <w:t xml:space="preserve"> </w:t>
-      </w:r>
-      <w:r>
-        <w:t xml:space="preserve">3. Film every test episode as if it were production-quality — crew, lighting, graphics. The footage from test episodes is the sizzle reel for the network pitch. Test episodes that</w:t>
+    </w:p>
+    <w:p>
+      <w:pPr>
+        <w:pStyle w:val="Compact"/>
+        <w:numPr>
+          <w:ilvl w:val="0"/>
+          <w:numId w:val="1032"/>
+        </w:numPr>
+      </w:pPr>
+      <w:r>
+        <w:t xml:space="preserve">Design a YouTube Live test protocol: three live episodes, 60 minutes each, using the four-segment format (The Hot Seat, Rate My Deal, The Closer, The Wildcard).</w:t>
+      </w:r>
+    </w:p>
+    <w:p>
+      <w:pPr>
+        <w:pStyle w:val="Compact"/>
+        <w:numPr>
+          <w:ilvl w:val="0"/>
+          <w:numId w:val="1032"/>
+        </w:numPr>
+      </w:pPr>
+      <w:r>
+        <w:t xml:space="preserve">Define the success metrics for each test episode: minimum concurrent viewers to justify format validation, minimum social media engagement, minimum conversion rate to platform signup.</w:t>
+      </w:r>
+    </w:p>
+    <w:p>
+      <w:pPr>
+        <w:pStyle w:val="Compact"/>
+        <w:numPr>
+          <w:ilvl w:val="0"/>
+          <w:numId w:val="1032"/>
+        </w:numPr>
+      </w:pPr>
+      <w:r>
+        <w:t xml:space="preserve">Film every test episode as if it were production-quality — crew, lighting, graphics. The footage from test episodes is the sizzle reel for the network pitch. Test episodes that</w:t>
       </w:r>
       <w:r>
         <w:t xml:space="preserve"> </w:t>
@@ -5288,16 +5882,22 @@
       <w:r>
         <w:t xml:space="preserve">produce footage that looks like tests.</w:t>
       </w:r>
-      <w:r>
-        <w:t xml:space="preserve"> </w:t>
-      </w:r>
-      <w:r>
-        <w:t xml:space="preserve">4. Announce the test episodes publicly on DealStage social channels 72 hours before broadcast — building live audience anticipation is itself a skill that must be practiced before the network version.</w:t>
-      </w:r>
-    </w:p>
-    <w:p>
-      <w:pPr>
-        <w:pStyle w:val="BodyText"/>
+    </w:p>
+    <w:p>
+      <w:pPr>
+        <w:pStyle w:val="Compact"/>
+        <w:numPr>
+          <w:ilvl w:val="0"/>
+          <w:numId w:val="1032"/>
+        </w:numPr>
+      </w:pPr>
+      <w:r>
+        <w:t xml:space="preserve">Announce the test episodes publicly on DealStage social channels 72 hours before broadcast — building live audience anticipation is itself a skill that must be practiced before the network version.</w:t>
+      </w:r>
+    </w:p>
+    <w:p>
+      <w:pPr>
+        <w:pStyle w:val="FirstParagraph"/>
       </w:pPr>
       <w:r>
         <w:rPr>
@@ -5441,17 +6041,29 @@
         </w:rPr>
         <w:t xml:space="preserve">How to implement:</w:t>
       </w:r>
-      <w:r>
-        <w:t xml:space="preserve"> </w:t>
-      </w:r>
-      <w:r>
-        <w:t xml:space="preserve">1. For each of the five Comeback archetypes, add a row to the concept document: Archetype / Estimated US Creator Population in This Situation / Platform User Conversion Estimate / Key Platform Feature They Would Use First.</w:t>
-      </w:r>
-      <w:r>
-        <w:t xml:space="preserve"> </w:t>
-      </w:r>
-      <w:r>
-        <w:t xml:space="preserve">2. For</w:t>
+    </w:p>
+    <w:p>
+      <w:pPr>
+        <w:pStyle w:val="Compact"/>
+        <w:numPr>
+          <w:ilvl w:val="0"/>
+          <w:numId w:val="1033"/>
+        </w:numPr>
+      </w:pPr>
+      <w:r>
+        <w:t xml:space="preserve">For each of the five Comeback archetypes, add a row to the concept document: Archetype / Estimated US Creator Population in This Situation / Platform User Conversion Estimate / Key Platform Feature They Would Use First.</w:t>
+      </w:r>
+    </w:p>
+    <w:p>
+      <w:pPr>
+        <w:pStyle w:val="Compact"/>
+        <w:numPr>
+          <w:ilvl w:val="0"/>
+          <w:numId w:val="1033"/>
+        </w:numPr>
+      </w:pPr>
+      <w:r>
+        <w:t xml:space="preserve">For</w:t>
       </w:r>
       <w:r>
         <w:t xml:space="preserve"> </w:t>
@@ -5465,11 +6077,17 @@
       <w:r>
         <w:t xml:space="preserve">map the four segments that the show creates (The Hot Seat creator profile, The Closer brand profile, Rate My Deal user profile, Wildcard viewer profile) to the four platform subscription tiers most relevant to each.</w:t>
       </w:r>
-      <w:r>
-        <w:t xml:space="preserve"> </w:t>
-      </w:r>
-      <w:r>
-        <w:t xml:space="preserve">3. Present this mapping in the pitch as</w:t>
+    </w:p>
+    <w:p>
+      <w:pPr>
+        <w:pStyle w:val="Compact"/>
+        <w:numPr>
+          <w:ilvl w:val="0"/>
+          <w:numId w:val="1033"/>
+        </w:numPr>
+      </w:pPr>
+      <w:r>
+        <w:t xml:space="preserve">Present this mapping in the pitch as</w:t>
       </w:r>
       <w:r>
         <w:t xml:space="preserve"> </w:t>
@@ -5486,7 +6104,7 @@
     </w:p>
     <w:p>
       <w:pPr>
-        <w:pStyle w:val="BodyText"/>
+        <w:pStyle w:val="FirstParagraph"/>
       </w:pPr>
       <w:r>
         <w:rPr>
@@ -5618,11 +6236,17 @@
         </w:rPr>
         <w:t xml:space="preserve">How to implement:</w:t>
       </w:r>
-      <w:r>
-        <w:t xml:space="preserve"> </w:t>
-      </w:r>
-      <w:r>
-        <w:t xml:space="preserve">1. Create a two-column decision framework:</w:t>
+    </w:p>
+    <w:p>
+      <w:pPr>
+        <w:pStyle w:val="Compact"/>
+        <w:numPr>
+          <w:ilvl w:val="0"/>
+          <w:numId w:val="1034"/>
+        </w:numPr>
+      </w:pPr>
+      <w:r>
+        <w:t xml:space="preserve">Create a two-column decision framework:</w:t>
       </w:r>
       <w:r>
         <w:t xml:space="preserve"> </w:t>
@@ -5630,15 +6254,15 @@
       <w:r>
         <w:t xml:space="preserve">“If Platform Data Shows [X] at Pitch Time, Lead With [Y] Concept.”</w:t>
       </w:r>
-      <w:r>
-        <w:t xml:space="preserve"> </w:t>
-      </w:r>
-      <w:r>
-        <w:t xml:space="preserve">2.</w:t>
-      </w:r>
-      <w:r>
-        <w:t xml:space="preserve"> </w:t>
-      </w:r>
+    </w:p>
+    <w:p>
+      <w:pPr>
+        <w:pStyle w:val="Compact"/>
+        <w:numPr>
+          <w:ilvl w:val="0"/>
+          <w:numId w:val="1034"/>
+        </w:numPr>
+      </w:pPr>
       <w:r>
         <w:t xml:space="preserve">“The Comeback”</w:t>
       </w:r>
@@ -5648,15 +6272,15 @@
       <w:r>
         <w:t xml:space="preserve">trigger: 3+ compelling user stories from formerly-successful creators who found unexpected brand match opportunities through the platform’s AI.</w:t>
       </w:r>
-      <w:r>
-        <w:t xml:space="preserve"> </w:t>
-      </w:r>
-      <w:r>
-        <w:t xml:space="preserve">3.</w:t>
-      </w:r>
-      <w:r>
-        <w:t xml:space="preserve"> </w:t>
-      </w:r>
+    </w:p>
+    <w:p>
+      <w:pPr>
+        <w:pStyle w:val="Compact"/>
+        <w:numPr>
+          <w:ilvl w:val="0"/>
+          <w:numId w:val="1034"/>
+        </w:numPr>
+      </w:pPr>
       <w:r>
         <w:t xml:space="preserve">“Deal Stage: Live”</w:t>
       </w:r>
@@ -5666,15 +6290,15 @@
       <w:r>
         <w:t xml:space="preserve">trigger: 50+ active deals in the pipeline with brand diversity sufficient to populate a weekly live show for 30 episodes without repetition.</w:t>
       </w:r>
-      <w:r>
-        <w:t xml:space="preserve"> </w:t>
-      </w:r>
-      <w:r>
-        <w:t xml:space="preserve">4.</w:t>
-      </w:r>
-      <w:r>
-        <w:t xml:space="preserve"> </w:t>
-      </w:r>
+    </w:p>
+    <w:p>
+      <w:pPr>
+        <w:pStyle w:val="Compact"/>
+        <w:numPr>
+          <w:ilvl w:val="0"/>
+          <w:numId w:val="1034"/>
+        </w:numPr>
+      </w:pPr>
       <w:r>
         <w:t xml:space="preserve">“The Deal Stage”</w:t>
       </w:r>
@@ -5684,16 +6308,22 @@
       <w:r>
         <w:t xml:space="preserve">(flagship) trigger: 1,000+ active users, YouTube series with 300K+ average views, clear demographic proof that the audience exists.</w:t>
       </w:r>
-      <w:r>
-        <w:t xml:space="preserve"> </w:t>
-      </w:r>
-      <w:r>
-        <w:t xml:space="preserve">5. Note that the triggers are not exclusive — multiple concepts can be in development simultaneously, but the lead pitch in any given meeting should match the strongest evidence available at that moment.</w:t>
-      </w:r>
-    </w:p>
-    <w:p>
-      <w:pPr>
-        <w:pStyle w:val="BodyText"/>
+    </w:p>
+    <w:p>
+      <w:pPr>
+        <w:pStyle w:val="Compact"/>
+        <w:numPr>
+          <w:ilvl w:val="0"/>
+          <w:numId w:val="1034"/>
+        </w:numPr>
+      </w:pPr>
+      <w:r>
+        <w:t xml:space="preserve">Note that the triggers are not exclusive — multiple concepts can be in development simultaneously, but the lead pitch in any given meeting should match the strongest evidence available at that moment.</w:t>
+      </w:r>
+    </w:p>
+    <w:p>
+      <w:pPr>
+        <w:pStyle w:val="FirstParagraph"/>
       </w:pPr>
       <w:r>
         <w:rPr>
@@ -5801,11 +6431,17 @@
         </w:rPr>
         <w:t xml:space="preserve">How to implement:</w:t>
       </w:r>
-      <w:r>
-        <w:t xml:space="preserve"> </w:t>
-      </w:r>
-      <w:r>
-        <w:t xml:space="preserve">1. Write a one-page</w:t>
+    </w:p>
+    <w:p>
+      <w:pPr>
+        <w:pStyle w:val="Compact"/>
+        <w:numPr>
+          <w:ilvl w:val="0"/>
+          <w:numId w:val="1035"/>
+        </w:numPr>
+      </w:pPr>
+      <w:r>
+        <w:t xml:space="preserve">Write a one-page</w:t>
       </w:r>
       <w:r>
         <w:t xml:space="preserve"> </w:t>
@@ -5819,22 +6455,34 @@
       <w:r>
         <w:t xml:space="preserve">(Standard Operating Procedure) with three workflows: (a) Platform-to-Podcast: define the trigger for flagging a deal as podcast-worthy (deal value above $X, user NPS above Y, deal closed in under Z days as an efficiency story), the person responsible for flagging it, and the timeline from deal close to podcast recording invitation; (b) Podcast-to-YouTube: define the download threshold that qualifies a podcast episode for YouTube adaptation, the editorial reshaping process, and the production timeline; (c) YouTube-to-TV: define the viewership and engagement metrics that qualify a YouTube creator as a TV casting candidate, and the formal casting process.</w:t>
       </w:r>
-      <w:r>
-        <w:t xml:space="preserve"> </w:t>
-      </w:r>
-      <w:r>
-        <w:t xml:space="preserve">2. Assign an editorial director role — even a part-time or fractional editorial leader — to own this pipeline before the podcast launches. The podcast cannot be a one-person show at volume.</w:t>
-      </w:r>
-      <w:r>
-        <w:t xml:space="preserve"> </w:t>
-      </w:r>
-      <w:r>
-        <w:t xml:space="preserve">3. Review the pipeline SOP quarterly and update trigger thresholds based on actual performance data.</w:t>
-      </w:r>
-    </w:p>
-    <w:p>
-      <w:pPr>
-        <w:pStyle w:val="BodyText"/>
+    </w:p>
+    <w:p>
+      <w:pPr>
+        <w:pStyle w:val="Compact"/>
+        <w:numPr>
+          <w:ilvl w:val="0"/>
+          <w:numId w:val="1035"/>
+        </w:numPr>
+      </w:pPr>
+      <w:r>
+        <w:t xml:space="preserve">Assign an editorial director role — even a part-time or fractional editorial leader — to own this pipeline before the podcast launches. The podcast cannot be a one-person show at volume.</w:t>
+      </w:r>
+    </w:p>
+    <w:p>
+      <w:pPr>
+        <w:pStyle w:val="Compact"/>
+        <w:numPr>
+          <w:ilvl w:val="0"/>
+          <w:numId w:val="1035"/>
+        </w:numPr>
+      </w:pPr>
+      <w:r>
+        <w:t xml:space="preserve">Review the pipeline SOP quarterly and update trigger thresholds based on actual performance data.</w:t>
+      </w:r>
+    </w:p>
+    <w:p>
+      <w:pPr>
+        <w:pStyle w:val="FirstParagraph"/>
       </w:pPr>
       <w:r>
         <w:rPr>
@@ -5954,11 +6602,17 @@
         </w:rPr>
         <w:t xml:space="preserve">How to implement:</w:t>
       </w:r>
-      <w:r>
-        <w:t xml:space="preserve"> </w:t>
-      </w:r>
-      <w:r>
-        <w:t xml:space="preserve">1. Add a row to each phase benchmark section:</w:t>
+    </w:p>
+    <w:p>
+      <w:pPr>
+        <w:pStyle w:val="Compact"/>
+        <w:numPr>
+          <w:ilvl w:val="0"/>
+          <w:numId w:val="1036"/>
+        </w:numPr>
+      </w:pPr>
+      <w:r>
+        <w:t xml:space="preserve">Add a row to each phase benchmark section:</w:t>
       </w:r>
       <w:r>
         <w:t xml:space="preserve"> </w:t>
@@ -5966,11 +6620,17 @@
       <w:r>
         <w:t xml:space="preserve">“If minimum benchmarks are not met by [date]: [specific action].”</w:t>
       </w:r>
-      <w:r>
-        <w:t xml:space="preserve"> </w:t>
-      </w:r>
-      <w:r>
-        <w:t xml:space="preserve">2. Phase Two (Podcast) failure protocol:</w:t>
+    </w:p>
+    <w:p>
+      <w:pPr>
+        <w:pStyle w:val="Compact"/>
+        <w:numPr>
+          <w:ilvl w:val="0"/>
+          <w:numId w:val="1036"/>
+        </w:numPr>
+      </w:pPr>
+      <w:r>
+        <w:t xml:space="preserve">Phase Two (Podcast) failure protocol:</w:t>
       </w:r>
       <w:r>
         <w:t xml:space="preserve"> </w:t>
@@ -5978,11 +6638,17 @@
       <w:r>
         <w:t xml:space="preserve">“If downloads do not reach 5,000 minimum by Episode 12, extend Phase Two by 2 months and pivot the podcast format to focus exclusively on data intelligence episodes (the format with highest educational value and highest Platform conversion potential). Delay Phase Three (YouTube) by one quarter. Do not abandon Phase Two — a podcast with 2,000 downloads per episode still generates platform signups and establishes editorial brand voice.”</w:t>
       </w:r>
-      <w:r>
-        <w:t xml:space="preserve"> </w:t>
-      </w:r>
-      <w:r>
-        <w:t xml:space="preserve">3. Phase Three (YouTube) failure protocol:</w:t>
+    </w:p>
+    <w:p>
+      <w:pPr>
+        <w:pStyle w:val="Compact"/>
+        <w:numPr>
+          <w:ilvl w:val="0"/>
+          <w:numId w:val="1036"/>
+        </w:numPr>
+      </w:pPr>
+      <w:r>
+        <w:t xml:space="preserve">Phase Three (YouTube) failure protocol:</w:t>
       </w:r>
       <w:r>
         <w:t xml:space="preserve"> </w:t>
@@ -5996,7 +6662,7 @@
     </w:p>
     <w:p>
       <w:pPr>
-        <w:pStyle w:val="BodyText"/>
+        <w:pStyle w:val="FirstParagraph"/>
       </w:pPr>
       <w:r>
         <w:rPr>
@@ -6104,11 +6770,17 @@
         </w:rPr>
         <w:t xml:space="preserve">How to implement:</w:t>
       </w:r>
-      <w:r>
-        <w:t xml:space="preserve"> </w:t>
-      </w:r>
-      <w:r>
-        <w:t xml:space="preserve">1. Launch a private</w:t>
+    </w:p>
+    <w:p>
+      <w:pPr>
+        <w:pStyle w:val="Compact"/>
+        <w:numPr>
+          <w:ilvl w:val="0"/>
+          <w:numId w:val="1037"/>
+        </w:numPr>
+      </w:pPr>
+      <w:r>
+        <w:t xml:space="preserve">Launch a private</w:t>
       </w:r>
       <w:r>
         <w:t xml:space="preserve"> </w:t>
@@ -6122,28 +6794,46 @@
       <w:r>
         <w:t xml:space="preserve">(Discord preferred for the creator demographic) simultaneously with the platform, not after the podcast.</w:t>
       </w:r>
-      <w:r>
-        <w:t xml:space="preserve"> </w:t>
-      </w:r>
-      <w:r>
-        <w:t xml:space="preserve">2. Set a community membership goal for Phase 1: 200 active members before the podcast launches. These members are the podcast’s first audience, first guest candidates, and first case studies.</w:t>
-      </w:r>
-      <w:r>
-        <w:t xml:space="preserve"> </w:t>
-      </w:r>
-      <w:r>
-        <w:t xml:space="preserve">3. Define community value exchange: members get early access to platform features, a dedicated channel for sharing deals in progress and asking for peer feedback, and priority consideration for podcast features and YouTube casting.</w:t>
-      </w:r>
-      <w:r>
-        <w:t xml:space="preserve"> </w:t>
-      </w:r>
-      <w:r>
-        <w:t xml:space="preserve">4. Assign a community manager role from Day 1 — even 5 hours per week from a platform team member is sufficient in Phase 1.</w:t>
-      </w:r>
-    </w:p>
-    <w:p>
-      <w:pPr>
-        <w:pStyle w:val="BodyText"/>
+    </w:p>
+    <w:p>
+      <w:pPr>
+        <w:pStyle w:val="Compact"/>
+        <w:numPr>
+          <w:ilvl w:val="0"/>
+          <w:numId w:val="1037"/>
+        </w:numPr>
+      </w:pPr>
+      <w:r>
+        <w:t xml:space="preserve">Set a community membership goal for Phase 1: 200 active members before the podcast launches. These members are the podcast’s first audience, first guest candidates, and first case studies.</w:t>
+      </w:r>
+    </w:p>
+    <w:p>
+      <w:pPr>
+        <w:pStyle w:val="Compact"/>
+        <w:numPr>
+          <w:ilvl w:val="0"/>
+          <w:numId w:val="1037"/>
+        </w:numPr>
+      </w:pPr>
+      <w:r>
+        <w:t xml:space="preserve">Define community value exchange: members get early access to platform features, a dedicated channel for sharing deals in progress and asking for peer feedback, and priority consideration for podcast features and YouTube casting.</w:t>
+      </w:r>
+    </w:p>
+    <w:p>
+      <w:pPr>
+        <w:pStyle w:val="Compact"/>
+        <w:numPr>
+          <w:ilvl w:val="0"/>
+          <w:numId w:val="1037"/>
+        </w:numPr>
+      </w:pPr>
+      <w:r>
+        <w:t xml:space="preserve">Assign a community manager role from Day 1 — even 5 hours per week from a platform team member is sufficient in Phase 1.</w:t>
+      </w:r>
+    </w:p>
+    <w:p>
+      <w:pPr>
+        <w:pStyle w:val="FirstParagraph"/>
       </w:pPr>
       <w:r>
         <w:rPr>
@@ -6251,23 +6941,41 @@
         </w:rPr>
         <w:t xml:space="preserve">How to implement:</w:t>
       </w:r>
-      <w:r>
-        <w:t xml:space="preserve"> </w:t>
-      </w:r>
-      <w:r>
-        <w:t xml:space="preserve">1. Identify three candidate strategic investors: (a) a mid-tier streaming platform actively looking for creator economy IP (Peacock, Paramount+, or a digital-first platform); (b) a production company with a strong unscripted track record that lacks proprietary platform IP; (c) a creator economy infrastructure company (talent management, brand partnership agency) that would benefit from owning a piece of DealStage’s data moat.</w:t>
-      </w:r>
-      <w:r>
-        <w:t xml:space="preserve"> </w:t>
-      </w:r>
-      <w:r>
-        <w:t xml:space="preserve">2. Structure the offer: strategic investor receives standard equity at Series A valuation plus a right of first negotiation on one specific format (suggest the flagship TV show) for 18 months. Right of first negotiation is not an exclusive — DealStage can still pitch others while the strategic investor has their window.</w:t>
-      </w:r>
-      <w:r>
-        <w:t xml:space="preserve"> </w:t>
-      </w:r>
-      <w:r>
-        <w:t xml:space="preserve">3. Add this as an</w:t>
+    </w:p>
+    <w:p>
+      <w:pPr>
+        <w:pStyle w:val="Compact"/>
+        <w:numPr>
+          <w:ilvl w:val="0"/>
+          <w:numId w:val="1038"/>
+        </w:numPr>
+      </w:pPr>
+      <w:r>
+        <w:t xml:space="preserve">Identify three candidate strategic investors: (a) a mid-tier streaming platform actively looking for creator economy IP (Peacock, Paramount+, or a digital-first platform); (b) a production company with a strong unscripted track record that lacks proprietary platform IP; (c) a creator economy infrastructure company (talent management, brand partnership agency) that would benefit from owning a piece of DealStage’s data moat.</w:t>
+      </w:r>
+    </w:p>
+    <w:p>
+      <w:pPr>
+        <w:pStyle w:val="Compact"/>
+        <w:numPr>
+          <w:ilvl w:val="0"/>
+          <w:numId w:val="1038"/>
+        </w:numPr>
+      </w:pPr>
+      <w:r>
+        <w:t xml:space="preserve">Structure the offer: strategic investor receives standard equity at Series A valuation plus a right of first negotiation on one specific format (suggest the flagship TV show) for 18 months. Right of first negotiation is not an exclusive — DealStage can still pitch others while the strategic investor has their window.</w:t>
+      </w:r>
+    </w:p>
+    <w:p>
+      <w:pPr>
+        <w:pStyle w:val="Compact"/>
+        <w:numPr>
+          <w:ilvl w:val="0"/>
+          <w:numId w:val="1038"/>
+        </w:numPr>
+      </w:pPr>
+      <w:r>
+        <w:t xml:space="preserve">Add this as an</w:t>
       </w:r>
       <w:r>
         <w:t xml:space="preserve"> </w:t>
@@ -6284,7 +6992,7 @@
     </w:p>
     <w:p>
       <w:pPr>
-        <w:pStyle w:val="BodyText"/>
+        <w:pStyle w:val="FirstParagraph"/>
       </w:pPr>
       <w:r>
         <w:rPr>
@@ -6404,11 +7112,17 @@
         </w:rPr>
         <w:t xml:space="preserve">How to implement:</w:t>
       </w:r>
-      <w:r>
-        <w:t xml:space="preserve"> </w:t>
-      </w:r>
-      <w:r>
-        <w:t xml:space="preserve">1. Define a SXSW 2027 goal:</w:t>
+    </w:p>
+    <w:p>
+      <w:pPr>
+        <w:pStyle w:val="Compact"/>
+        <w:numPr>
+          <w:ilvl w:val="0"/>
+          <w:numId w:val="1039"/>
+        </w:numPr>
+      </w:pPr>
+      <w:r>
+        <w:t xml:space="preserve">Define a SXSW 2027 goal:</w:t>
       </w:r>
       <w:r>
         <w:t xml:space="preserve"> </w:t>
@@ -6416,11 +7130,17 @@
       <w:r>
         <w:t xml:space="preserve">“DealStage is the most talked-about brand in the creator economy track — measured by social media mentions, press coverage, and platform signups generated in the week of SXSW.”</w:t>
       </w:r>
-      <w:r>
-        <w:t xml:space="preserve"> </w:t>
-      </w:r>
-      <w:r>
-        <w:t xml:space="preserve">2. Structure the activation around a live event, not just a booth: a</w:t>
+    </w:p>
+    <w:p>
+      <w:pPr>
+        <w:pStyle w:val="Compact"/>
+        <w:numPr>
+          <w:ilvl w:val="0"/>
+          <w:numId w:val="1039"/>
+        </w:numPr>
+      </w:pPr>
+      <w:r>
+        <w:t xml:space="preserve">Structure the activation around a live event, not just a booth: a</w:t>
       </w:r>
       <w:r>
         <w:t xml:space="preserve"> </w:t>
@@ -6434,11 +7154,17 @@
       <w:r>
         <w:t xml:space="preserve">event that brings together 5 real DealStage users, 3 brand partners, and the podcast host for a 60-minute filmed session that is simultaneously the podcast’s highest-production episode, a YouTube video, and a live demonstration of the platform’s capabilities in front of 500 people.</w:t>
       </w:r>
-      <w:r>
-        <w:t xml:space="preserve"> </w:t>
-      </w:r>
-      <w:r>
-        <w:t xml:space="preserve">3. Use the SXSW event as the launch pad for the TV show announcement:</w:t>
+    </w:p>
+    <w:p>
+      <w:pPr>
+        <w:pStyle w:val="Compact"/>
+        <w:numPr>
+          <w:ilvl w:val="0"/>
+          <w:numId w:val="1039"/>
+        </w:numPr>
+      </w:pPr>
+      <w:r>
+        <w:t xml:space="preserve">Use the SXSW event as the launch pad for the TV show announcement:</w:t>
       </w:r>
       <w:r>
         <w:t xml:space="preserve"> </w:t>
@@ -6455,7 +7181,7 @@
     </w:p>
     <w:p>
       <w:pPr>
-        <w:pStyle w:val="BodyText"/>
+        <w:pStyle w:val="FirstParagraph"/>
       </w:pPr>
       <w:r>
         <w:rPr>
@@ -6599,23 +7325,41 @@
         </w:rPr>
         <w:t xml:space="preserve">How to implement:</w:t>
       </w:r>
-      <w:r>
-        <w:t xml:space="preserve"> </w:t>
-      </w:r>
-      <w:r>
-        <w:t xml:space="preserve">1. Conduct an internal evaluation of all six additional concepts across four dimensions: production cost per episode, time to first revenue, platform conversion potential per viewer, and brand partnership differentiation.</w:t>
-      </w:r>
-      <w:r>
-        <w:t xml:space="preserve"> </w:t>
-      </w:r>
-      <w:r>
-        <w:t xml:space="preserve">2. Score each concept 1-5 on each dimension and calculate a composite score.</w:t>
-      </w:r>
-      <w:r>
-        <w:t xml:space="preserve"> </w:t>
-      </w:r>
-      <w:r>
-        <w:t xml:space="preserve">3. The recommended answer based on the available evidence:</w:t>
+    </w:p>
+    <w:p>
+      <w:pPr>
+        <w:pStyle w:val="Compact"/>
+        <w:numPr>
+          <w:ilvl w:val="0"/>
+          <w:numId w:val="1040"/>
+        </w:numPr>
+      </w:pPr>
+      <w:r>
+        <w:t xml:space="preserve">Conduct an internal evaluation of all six additional concepts across four dimensions: production cost per episode, time to first revenue, platform conversion potential per viewer, and brand partnership differentiation.</w:t>
+      </w:r>
+    </w:p>
+    <w:p>
+      <w:pPr>
+        <w:pStyle w:val="Compact"/>
+        <w:numPr>
+          <w:ilvl w:val="0"/>
+          <w:numId w:val="1040"/>
+        </w:numPr>
+      </w:pPr>
+      <w:r>
+        <w:t xml:space="preserve">Score each concept 1-5 on each dimension and calculate a composite score.</w:t>
+      </w:r>
+    </w:p>
+    <w:p>
+      <w:pPr>
+        <w:pStyle w:val="Compact"/>
+        <w:numPr>
+          <w:ilvl w:val="0"/>
+          <w:numId w:val="1040"/>
+        </w:numPr>
+      </w:pPr>
+      <w:r>
+        <w:t xml:space="preserve">The recommended answer based on the available evidence:</w:t>
       </w:r>
       <w:r>
         <w:t xml:space="preserve"> </w:t>
@@ -6629,16 +7373,22 @@
       <w:r>
         <w:t xml:space="preserve">is the highest-priority additional concept because it (a) generates the most frequent platform conversion opportunities (weekly live show versus limited series), (b) creates live social media events that drive earned media at no additional cost, (c) validates the format at low cost on YouTube before network investment, and (d) positions DealStage as the only brand in the creator economy owning a weekly live format — a defensible differentiation that competitors cannot casually replicate.</w:t>
       </w:r>
-      <w:r>
-        <w:t xml:space="preserve"> </w:t>
-      </w:r>
-      <w:r>
-        <w:t xml:space="preserve">4. Write the 300-word framework with the recommendation stated in the first sentence, not buried in a conclusion.</w:t>
-      </w:r>
-    </w:p>
-    <w:p>
-      <w:pPr>
-        <w:pStyle w:val="BodyText"/>
+    </w:p>
+    <w:p>
+      <w:pPr>
+        <w:pStyle w:val="Compact"/>
+        <w:numPr>
+          <w:ilvl w:val="0"/>
+          <w:numId w:val="1040"/>
+        </w:numPr>
+      </w:pPr>
+      <w:r>
+        <w:t xml:space="preserve">Write the 300-word framework with the recommendation stated in the first sentence, not buried in a conclusion.</w:t>
+      </w:r>
+    </w:p>
+    <w:p>
+      <w:pPr>
+        <w:pStyle w:val="FirstParagraph"/>
       </w:pPr>
       <w:r>
         <w:rPr>
@@ -7719,8 +8469,1293 @@
       </w:pPr>
     </w:lvl>
   </w:abstractNum>
+  <w:abstractNum w:abstractNumId="99411">
+    <w:nsid w:val="00A99411"/>
+    <w:multiLevelType w:val="multilevel"/>
+    <w:lvl w:ilvl="0">
+      <w:start w:val="1"/>
+      <w:numFmt w:val="decimal"/>
+      <w:lvlText w:val="%1."/>
+      <w:lvlJc w:val="left"/>
+      <w:pPr>
+        <w:ind w:left="720" w:hanging="360"/>
+      </w:pPr>
+    </w:lvl>
+    <w:lvl w:ilvl="1">
+      <w:start w:val="1"/>
+      <w:numFmt w:val="decimal"/>
+      <w:lvlText w:val="%2."/>
+      <w:lvlJc w:val="left"/>
+      <w:pPr>
+        <w:ind w:left="1440" w:hanging="360"/>
+      </w:pPr>
+    </w:lvl>
+    <w:lvl w:ilvl="2">
+      <w:start w:val="1"/>
+      <w:numFmt w:val="decimal"/>
+      <w:lvlText w:val="%3."/>
+      <w:lvlJc w:val="left"/>
+      <w:pPr>
+        <w:ind w:left="2160" w:hanging="360"/>
+      </w:pPr>
+    </w:lvl>
+    <w:lvl w:ilvl="3">
+      <w:start w:val="1"/>
+      <w:numFmt w:val="decimal"/>
+      <w:lvlText w:val="%4."/>
+      <w:lvlJc w:val="left"/>
+      <w:pPr>
+        <w:ind w:left="2880" w:hanging="360"/>
+      </w:pPr>
+    </w:lvl>
+    <w:lvl w:ilvl="4">
+      <w:start w:val="1"/>
+      <w:numFmt w:val="decimal"/>
+      <w:lvlText w:val="%5."/>
+      <w:lvlJc w:val="left"/>
+      <w:pPr>
+        <w:ind w:left="3600" w:hanging="360"/>
+      </w:pPr>
+    </w:lvl>
+    <w:lvl w:ilvl="5">
+      <w:start w:val="1"/>
+      <w:numFmt w:val="decimal"/>
+      <w:lvlText w:val="%6."/>
+      <w:lvlJc w:val="left"/>
+      <w:pPr>
+        <w:ind w:left="4320" w:hanging="360"/>
+      </w:pPr>
+    </w:lvl>
+    <w:lvl w:ilvl="6">
+      <w:start w:val="1"/>
+      <w:numFmt w:val="decimal"/>
+      <w:lvlText w:val="%7."/>
+      <w:lvlJc w:val="left"/>
+      <w:pPr>
+        <w:ind w:left="5040" w:hanging="360"/>
+      </w:pPr>
+    </w:lvl>
+    <w:lvl w:ilvl="7">
+      <w:start w:val="1"/>
+      <w:numFmt w:val="decimal"/>
+      <w:lvlText w:val="%8."/>
+      <w:lvlJc w:val="left"/>
+      <w:pPr>
+        <w:ind w:left="5760" w:hanging="360"/>
+      </w:pPr>
+    </w:lvl>
+    <w:lvl w:ilvl="8">
+      <w:start w:val="1"/>
+      <w:numFmt w:val="decimal"/>
+      <w:lvlText w:val="%9."/>
+      <w:lvlJc w:val="left"/>
+      <w:pPr>
+        <w:ind w:left="6480" w:hanging="360"/>
+      </w:pPr>
+    </w:lvl>
+  </w:abstractNum>
   <w:num w:numId="1000">
     <w:abstractNumId w:val="990"/>
+  </w:num>
+  <w:num w:numId="1001">
+    <w:abstractNumId w:val="99411"/>
+    <w:lvlOverride w:ilvl="0">
+      <w:startOverride w:val="1"/>
+    </w:lvlOverride>
+    <w:lvlOverride w:ilvl="1">
+      <w:startOverride w:val="1"/>
+    </w:lvlOverride>
+    <w:lvlOverride w:ilvl="2">
+      <w:startOverride w:val="1"/>
+    </w:lvlOverride>
+    <w:lvlOverride w:ilvl="3">
+      <w:startOverride w:val="1"/>
+    </w:lvlOverride>
+    <w:lvlOverride w:ilvl="4">
+      <w:startOverride w:val="1"/>
+    </w:lvlOverride>
+    <w:lvlOverride w:ilvl="5">
+      <w:startOverride w:val="1"/>
+    </w:lvlOverride>
+    <w:lvlOverride w:ilvl="6">
+      <w:startOverride w:val="1"/>
+    </w:lvlOverride>
+    <w:lvlOverride w:ilvl="7">
+      <w:startOverride w:val="1"/>
+    </w:lvlOverride>
+    <w:lvlOverride w:ilvl="8">
+      <w:startOverride w:val="1"/>
+    </w:lvlOverride>
+  </w:num>
+  <w:num w:numId="1002">
+    <w:abstractNumId w:val="99411"/>
+    <w:lvlOverride w:ilvl="0">
+      <w:startOverride w:val="1"/>
+    </w:lvlOverride>
+    <w:lvlOverride w:ilvl="1">
+      <w:startOverride w:val="1"/>
+    </w:lvlOverride>
+    <w:lvlOverride w:ilvl="2">
+      <w:startOverride w:val="1"/>
+    </w:lvlOverride>
+    <w:lvlOverride w:ilvl="3">
+      <w:startOverride w:val="1"/>
+    </w:lvlOverride>
+    <w:lvlOverride w:ilvl="4">
+      <w:startOverride w:val="1"/>
+    </w:lvlOverride>
+    <w:lvlOverride w:ilvl="5">
+      <w:startOverride w:val="1"/>
+    </w:lvlOverride>
+    <w:lvlOverride w:ilvl="6">
+      <w:startOverride w:val="1"/>
+    </w:lvlOverride>
+    <w:lvlOverride w:ilvl="7">
+      <w:startOverride w:val="1"/>
+    </w:lvlOverride>
+    <w:lvlOverride w:ilvl="8">
+      <w:startOverride w:val="1"/>
+    </w:lvlOverride>
+  </w:num>
+  <w:num w:numId="1003">
+    <w:abstractNumId w:val="99411"/>
+    <w:lvlOverride w:ilvl="0">
+      <w:startOverride w:val="1"/>
+    </w:lvlOverride>
+    <w:lvlOverride w:ilvl="1">
+      <w:startOverride w:val="1"/>
+    </w:lvlOverride>
+    <w:lvlOverride w:ilvl="2">
+      <w:startOverride w:val="1"/>
+    </w:lvlOverride>
+    <w:lvlOverride w:ilvl="3">
+      <w:startOverride w:val="1"/>
+    </w:lvlOverride>
+    <w:lvlOverride w:ilvl="4">
+      <w:startOverride w:val="1"/>
+    </w:lvlOverride>
+    <w:lvlOverride w:ilvl="5">
+      <w:startOverride w:val="1"/>
+    </w:lvlOverride>
+    <w:lvlOverride w:ilvl="6">
+      <w:startOverride w:val="1"/>
+    </w:lvlOverride>
+    <w:lvlOverride w:ilvl="7">
+      <w:startOverride w:val="1"/>
+    </w:lvlOverride>
+    <w:lvlOverride w:ilvl="8">
+      <w:startOverride w:val="1"/>
+    </w:lvlOverride>
+  </w:num>
+  <w:num w:numId="1004">
+    <w:abstractNumId w:val="99411"/>
+    <w:lvlOverride w:ilvl="0">
+      <w:startOverride w:val="1"/>
+    </w:lvlOverride>
+    <w:lvlOverride w:ilvl="1">
+      <w:startOverride w:val="1"/>
+    </w:lvlOverride>
+    <w:lvlOverride w:ilvl="2">
+      <w:startOverride w:val="1"/>
+    </w:lvlOverride>
+    <w:lvlOverride w:ilvl="3">
+      <w:startOverride w:val="1"/>
+    </w:lvlOverride>
+    <w:lvlOverride w:ilvl="4">
+      <w:startOverride w:val="1"/>
+    </w:lvlOverride>
+    <w:lvlOverride w:ilvl="5">
+      <w:startOverride w:val="1"/>
+    </w:lvlOverride>
+    <w:lvlOverride w:ilvl="6">
+      <w:startOverride w:val="1"/>
+    </w:lvlOverride>
+    <w:lvlOverride w:ilvl="7">
+      <w:startOverride w:val="1"/>
+    </w:lvlOverride>
+    <w:lvlOverride w:ilvl="8">
+      <w:startOverride w:val="1"/>
+    </w:lvlOverride>
+  </w:num>
+  <w:num w:numId="1005">
+    <w:abstractNumId w:val="99411"/>
+    <w:lvlOverride w:ilvl="0">
+      <w:startOverride w:val="1"/>
+    </w:lvlOverride>
+    <w:lvlOverride w:ilvl="1">
+      <w:startOverride w:val="1"/>
+    </w:lvlOverride>
+    <w:lvlOverride w:ilvl="2">
+      <w:startOverride w:val="1"/>
+    </w:lvlOverride>
+    <w:lvlOverride w:ilvl="3">
+      <w:startOverride w:val="1"/>
+    </w:lvlOverride>
+    <w:lvlOverride w:ilvl="4">
+      <w:startOverride w:val="1"/>
+    </w:lvlOverride>
+    <w:lvlOverride w:ilvl="5">
+      <w:startOverride w:val="1"/>
+    </w:lvlOverride>
+    <w:lvlOverride w:ilvl="6">
+      <w:startOverride w:val="1"/>
+    </w:lvlOverride>
+    <w:lvlOverride w:ilvl="7">
+      <w:startOverride w:val="1"/>
+    </w:lvlOverride>
+    <w:lvlOverride w:ilvl="8">
+      <w:startOverride w:val="1"/>
+    </w:lvlOverride>
+  </w:num>
+  <w:num w:numId="1006">
+    <w:abstractNumId w:val="99411"/>
+    <w:lvlOverride w:ilvl="0">
+      <w:startOverride w:val="1"/>
+    </w:lvlOverride>
+    <w:lvlOverride w:ilvl="1">
+      <w:startOverride w:val="1"/>
+    </w:lvlOverride>
+    <w:lvlOverride w:ilvl="2">
+      <w:startOverride w:val="1"/>
+    </w:lvlOverride>
+    <w:lvlOverride w:ilvl="3">
+      <w:startOverride w:val="1"/>
+    </w:lvlOverride>
+    <w:lvlOverride w:ilvl="4">
+      <w:startOverride w:val="1"/>
+    </w:lvlOverride>
+    <w:lvlOverride w:ilvl="5">
+      <w:startOverride w:val="1"/>
+    </w:lvlOverride>
+    <w:lvlOverride w:ilvl="6">
+      <w:startOverride w:val="1"/>
+    </w:lvlOverride>
+    <w:lvlOverride w:ilvl="7">
+      <w:startOverride w:val="1"/>
+    </w:lvlOverride>
+    <w:lvlOverride w:ilvl="8">
+      <w:startOverride w:val="1"/>
+    </w:lvlOverride>
+  </w:num>
+  <w:num w:numId="1007">
+    <w:abstractNumId w:val="99411"/>
+    <w:lvlOverride w:ilvl="0">
+      <w:startOverride w:val="1"/>
+    </w:lvlOverride>
+    <w:lvlOverride w:ilvl="1">
+      <w:startOverride w:val="1"/>
+    </w:lvlOverride>
+    <w:lvlOverride w:ilvl="2">
+      <w:startOverride w:val="1"/>
+    </w:lvlOverride>
+    <w:lvlOverride w:ilvl="3">
+      <w:startOverride w:val="1"/>
+    </w:lvlOverride>
+    <w:lvlOverride w:ilvl="4">
+      <w:startOverride w:val="1"/>
+    </w:lvlOverride>
+    <w:lvlOverride w:ilvl="5">
+      <w:startOverride w:val="1"/>
+    </w:lvlOverride>
+    <w:lvlOverride w:ilvl="6">
+      <w:startOverride w:val="1"/>
+    </w:lvlOverride>
+    <w:lvlOverride w:ilvl="7">
+      <w:startOverride w:val="1"/>
+    </w:lvlOverride>
+    <w:lvlOverride w:ilvl="8">
+      <w:startOverride w:val="1"/>
+    </w:lvlOverride>
+  </w:num>
+  <w:num w:numId="1008">
+    <w:abstractNumId w:val="99411"/>
+    <w:lvlOverride w:ilvl="0">
+      <w:startOverride w:val="1"/>
+    </w:lvlOverride>
+    <w:lvlOverride w:ilvl="1">
+      <w:startOverride w:val="1"/>
+    </w:lvlOverride>
+    <w:lvlOverride w:ilvl="2">
+      <w:startOverride w:val="1"/>
+    </w:lvlOverride>
+    <w:lvlOverride w:ilvl="3">
+      <w:startOverride w:val="1"/>
+    </w:lvlOverride>
+    <w:lvlOverride w:ilvl="4">
+      <w:startOverride w:val="1"/>
+    </w:lvlOverride>
+    <w:lvlOverride w:ilvl="5">
+      <w:startOverride w:val="1"/>
+    </w:lvlOverride>
+    <w:lvlOverride w:ilvl="6">
+      <w:startOverride w:val="1"/>
+    </w:lvlOverride>
+    <w:lvlOverride w:ilvl="7">
+      <w:startOverride w:val="1"/>
+    </w:lvlOverride>
+    <w:lvlOverride w:ilvl="8">
+      <w:startOverride w:val="1"/>
+    </w:lvlOverride>
+  </w:num>
+  <w:num w:numId="1009">
+    <w:abstractNumId w:val="99411"/>
+    <w:lvlOverride w:ilvl="0">
+      <w:startOverride w:val="1"/>
+    </w:lvlOverride>
+    <w:lvlOverride w:ilvl="1">
+      <w:startOverride w:val="1"/>
+    </w:lvlOverride>
+    <w:lvlOverride w:ilvl="2">
+      <w:startOverride w:val="1"/>
+    </w:lvlOverride>
+    <w:lvlOverride w:ilvl="3">
+      <w:startOverride w:val="1"/>
+    </w:lvlOverride>
+    <w:lvlOverride w:ilvl="4">
+      <w:startOverride w:val="1"/>
+    </w:lvlOverride>
+    <w:lvlOverride w:ilvl="5">
+      <w:startOverride w:val="1"/>
+    </w:lvlOverride>
+    <w:lvlOverride w:ilvl="6">
+      <w:startOverride w:val="1"/>
+    </w:lvlOverride>
+    <w:lvlOverride w:ilvl="7">
+      <w:startOverride w:val="1"/>
+    </w:lvlOverride>
+    <w:lvlOverride w:ilvl="8">
+      <w:startOverride w:val="1"/>
+    </w:lvlOverride>
+  </w:num>
+  <w:num w:numId="1010">
+    <w:abstractNumId w:val="99411"/>
+    <w:lvlOverride w:ilvl="0">
+      <w:startOverride w:val="1"/>
+    </w:lvlOverride>
+    <w:lvlOverride w:ilvl="1">
+      <w:startOverride w:val="1"/>
+    </w:lvlOverride>
+    <w:lvlOverride w:ilvl="2">
+      <w:startOverride w:val="1"/>
+    </w:lvlOverride>
+    <w:lvlOverride w:ilvl="3">
+      <w:startOverride w:val="1"/>
+    </w:lvlOverride>
+    <w:lvlOverride w:ilvl="4">
+      <w:startOverride w:val="1"/>
+    </w:lvlOverride>
+    <w:lvlOverride w:ilvl="5">
+      <w:startOverride w:val="1"/>
+    </w:lvlOverride>
+    <w:lvlOverride w:ilvl="6">
+      <w:startOverride w:val="1"/>
+    </w:lvlOverride>
+    <w:lvlOverride w:ilvl="7">
+      <w:startOverride w:val="1"/>
+    </w:lvlOverride>
+    <w:lvlOverride w:ilvl="8">
+      <w:startOverride w:val="1"/>
+    </w:lvlOverride>
+  </w:num>
+  <w:num w:numId="1011">
+    <w:abstractNumId w:val="99411"/>
+    <w:lvlOverride w:ilvl="0">
+      <w:startOverride w:val="1"/>
+    </w:lvlOverride>
+    <w:lvlOverride w:ilvl="1">
+      <w:startOverride w:val="1"/>
+    </w:lvlOverride>
+    <w:lvlOverride w:ilvl="2">
+      <w:startOverride w:val="1"/>
+    </w:lvlOverride>
+    <w:lvlOverride w:ilvl="3">
+      <w:startOverride w:val="1"/>
+    </w:lvlOverride>
+    <w:lvlOverride w:ilvl="4">
+      <w:startOverride w:val="1"/>
+    </w:lvlOverride>
+    <w:lvlOverride w:ilvl="5">
+      <w:startOverride w:val="1"/>
+    </w:lvlOverride>
+    <w:lvlOverride w:ilvl="6">
+      <w:startOverride w:val="1"/>
+    </w:lvlOverride>
+    <w:lvlOverride w:ilvl="7">
+      <w:startOverride w:val="1"/>
+    </w:lvlOverride>
+    <w:lvlOverride w:ilvl="8">
+      <w:startOverride w:val="1"/>
+    </w:lvlOverride>
+  </w:num>
+  <w:num w:numId="1012">
+    <w:abstractNumId w:val="99411"/>
+    <w:lvlOverride w:ilvl="0">
+      <w:startOverride w:val="1"/>
+    </w:lvlOverride>
+    <w:lvlOverride w:ilvl="1">
+      <w:startOverride w:val="1"/>
+    </w:lvlOverride>
+    <w:lvlOverride w:ilvl="2">
+      <w:startOverride w:val="1"/>
+    </w:lvlOverride>
+    <w:lvlOverride w:ilvl="3">
+      <w:startOverride w:val="1"/>
+    </w:lvlOverride>
+    <w:lvlOverride w:ilvl="4">
+      <w:startOverride w:val="1"/>
+    </w:lvlOverride>
+    <w:lvlOverride w:ilvl="5">
+      <w:startOverride w:val="1"/>
+    </w:lvlOverride>
+    <w:lvlOverride w:ilvl="6">
+      <w:startOverride w:val="1"/>
+    </w:lvlOverride>
+    <w:lvlOverride w:ilvl="7">
+      <w:startOverride w:val="1"/>
+    </w:lvlOverride>
+    <w:lvlOverride w:ilvl="8">
+      <w:startOverride w:val="1"/>
+    </w:lvlOverride>
+  </w:num>
+  <w:num w:numId="1013">
+    <w:abstractNumId w:val="99411"/>
+    <w:lvlOverride w:ilvl="0">
+      <w:startOverride w:val="1"/>
+    </w:lvlOverride>
+    <w:lvlOverride w:ilvl="1">
+      <w:startOverride w:val="1"/>
+    </w:lvlOverride>
+    <w:lvlOverride w:ilvl="2">
+      <w:startOverride w:val="1"/>
+    </w:lvlOverride>
+    <w:lvlOverride w:ilvl="3">
+      <w:startOverride w:val="1"/>
+    </w:lvlOverride>
+    <w:lvlOverride w:ilvl="4">
+      <w:startOverride w:val="1"/>
+    </w:lvlOverride>
+    <w:lvlOverride w:ilvl="5">
+      <w:startOverride w:val="1"/>
+    </w:lvlOverride>
+    <w:lvlOverride w:ilvl="6">
+      <w:startOverride w:val="1"/>
+    </w:lvlOverride>
+    <w:lvlOverride w:ilvl="7">
+      <w:startOverride w:val="1"/>
+    </w:lvlOverride>
+    <w:lvlOverride w:ilvl="8">
+      <w:startOverride w:val="1"/>
+    </w:lvlOverride>
+  </w:num>
+  <w:num w:numId="1014">
+    <w:abstractNumId w:val="99411"/>
+    <w:lvlOverride w:ilvl="0">
+      <w:startOverride w:val="1"/>
+    </w:lvlOverride>
+    <w:lvlOverride w:ilvl="1">
+      <w:startOverride w:val="1"/>
+    </w:lvlOverride>
+    <w:lvlOverride w:ilvl="2">
+      <w:startOverride w:val="1"/>
+    </w:lvlOverride>
+    <w:lvlOverride w:ilvl="3">
+      <w:startOverride w:val="1"/>
+    </w:lvlOverride>
+    <w:lvlOverride w:ilvl="4">
+      <w:startOverride w:val="1"/>
+    </w:lvlOverride>
+    <w:lvlOverride w:ilvl="5">
+      <w:startOverride w:val="1"/>
+    </w:lvlOverride>
+    <w:lvlOverride w:ilvl="6">
+      <w:startOverride w:val="1"/>
+    </w:lvlOverride>
+    <w:lvlOverride w:ilvl="7">
+      <w:startOverride w:val="1"/>
+    </w:lvlOverride>
+    <w:lvlOverride w:ilvl="8">
+      <w:startOverride w:val="1"/>
+    </w:lvlOverride>
+  </w:num>
+  <w:num w:numId="1015">
+    <w:abstractNumId w:val="99411"/>
+    <w:lvlOverride w:ilvl="0">
+      <w:startOverride w:val="1"/>
+    </w:lvlOverride>
+    <w:lvlOverride w:ilvl="1">
+      <w:startOverride w:val="1"/>
+    </w:lvlOverride>
+    <w:lvlOverride w:ilvl="2">
+      <w:startOverride w:val="1"/>
+    </w:lvlOverride>
+    <w:lvlOverride w:ilvl="3">
+      <w:startOverride w:val="1"/>
+    </w:lvlOverride>
+    <w:lvlOverride w:ilvl="4">
+      <w:startOverride w:val="1"/>
+    </w:lvlOverride>
+    <w:lvlOverride w:ilvl="5">
+      <w:startOverride w:val="1"/>
+    </w:lvlOverride>
+    <w:lvlOverride w:ilvl="6">
+      <w:startOverride w:val="1"/>
+    </w:lvlOverride>
+    <w:lvlOverride w:ilvl="7">
+      <w:startOverride w:val="1"/>
+    </w:lvlOverride>
+    <w:lvlOverride w:ilvl="8">
+      <w:startOverride w:val="1"/>
+    </w:lvlOverride>
+  </w:num>
+  <w:num w:numId="1016">
+    <w:abstractNumId w:val="99411"/>
+    <w:lvlOverride w:ilvl="0">
+      <w:startOverride w:val="1"/>
+    </w:lvlOverride>
+    <w:lvlOverride w:ilvl="1">
+      <w:startOverride w:val="1"/>
+    </w:lvlOverride>
+    <w:lvlOverride w:ilvl="2">
+      <w:startOverride w:val="1"/>
+    </w:lvlOverride>
+    <w:lvlOverride w:ilvl="3">
+      <w:startOverride w:val="1"/>
+    </w:lvlOverride>
+    <w:lvlOverride w:ilvl="4">
+      <w:startOverride w:val="1"/>
+    </w:lvlOverride>
+    <w:lvlOverride w:ilvl="5">
+      <w:startOverride w:val="1"/>
+    </w:lvlOverride>
+    <w:lvlOverride w:ilvl="6">
+      <w:startOverride w:val="1"/>
+    </w:lvlOverride>
+    <w:lvlOverride w:ilvl="7">
+      <w:startOverride w:val="1"/>
+    </w:lvlOverride>
+    <w:lvlOverride w:ilvl="8">
+      <w:startOverride w:val="1"/>
+    </w:lvlOverride>
+  </w:num>
+  <w:num w:numId="1017">
+    <w:abstractNumId w:val="99411"/>
+    <w:lvlOverride w:ilvl="0">
+      <w:startOverride w:val="1"/>
+    </w:lvlOverride>
+    <w:lvlOverride w:ilvl="1">
+      <w:startOverride w:val="1"/>
+    </w:lvlOverride>
+    <w:lvlOverride w:ilvl="2">
+      <w:startOverride w:val="1"/>
+    </w:lvlOverride>
+    <w:lvlOverride w:ilvl="3">
+      <w:startOverride w:val="1"/>
+    </w:lvlOverride>
+    <w:lvlOverride w:ilvl="4">
+      <w:startOverride w:val="1"/>
+    </w:lvlOverride>
+    <w:lvlOverride w:ilvl="5">
+      <w:startOverride w:val="1"/>
+    </w:lvlOverride>
+    <w:lvlOverride w:ilvl="6">
+      <w:startOverride w:val="1"/>
+    </w:lvlOverride>
+    <w:lvlOverride w:ilvl="7">
+      <w:startOverride w:val="1"/>
+    </w:lvlOverride>
+    <w:lvlOverride w:ilvl="8">
+      <w:startOverride w:val="1"/>
+    </w:lvlOverride>
+  </w:num>
+  <w:num w:numId="1018">
+    <w:abstractNumId w:val="99411"/>
+    <w:lvlOverride w:ilvl="0">
+      <w:startOverride w:val="1"/>
+    </w:lvlOverride>
+    <w:lvlOverride w:ilvl="1">
+      <w:startOverride w:val="1"/>
+    </w:lvlOverride>
+    <w:lvlOverride w:ilvl="2">
+      <w:startOverride w:val="1"/>
+    </w:lvlOverride>
+    <w:lvlOverride w:ilvl="3">
+      <w:startOverride w:val="1"/>
+    </w:lvlOverride>
+    <w:lvlOverride w:ilvl="4">
+      <w:startOverride w:val="1"/>
+    </w:lvlOverride>
+    <w:lvlOverride w:ilvl="5">
+      <w:startOverride w:val="1"/>
+    </w:lvlOverride>
+    <w:lvlOverride w:ilvl="6">
+      <w:startOverride w:val="1"/>
+    </w:lvlOverride>
+    <w:lvlOverride w:ilvl="7">
+      <w:startOverride w:val="1"/>
+    </w:lvlOverride>
+    <w:lvlOverride w:ilvl="8">
+      <w:startOverride w:val="1"/>
+    </w:lvlOverride>
+  </w:num>
+  <w:num w:numId="1019">
+    <w:abstractNumId w:val="99411"/>
+    <w:lvlOverride w:ilvl="0">
+      <w:startOverride w:val="1"/>
+    </w:lvlOverride>
+    <w:lvlOverride w:ilvl="1">
+      <w:startOverride w:val="1"/>
+    </w:lvlOverride>
+    <w:lvlOverride w:ilvl="2">
+      <w:startOverride w:val="1"/>
+    </w:lvlOverride>
+    <w:lvlOverride w:ilvl="3">
+      <w:startOverride w:val="1"/>
+    </w:lvlOverride>
+    <w:lvlOverride w:ilvl="4">
+      <w:startOverride w:val="1"/>
+    </w:lvlOverride>
+    <w:lvlOverride w:ilvl="5">
+      <w:startOverride w:val="1"/>
+    </w:lvlOverride>
+    <w:lvlOverride w:ilvl="6">
+      <w:startOverride w:val="1"/>
+    </w:lvlOverride>
+    <w:lvlOverride w:ilvl="7">
+      <w:startOverride w:val="1"/>
+    </w:lvlOverride>
+    <w:lvlOverride w:ilvl="8">
+      <w:startOverride w:val="1"/>
+    </w:lvlOverride>
+  </w:num>
+  <w:num w:numId="1020">
+    <w:abstractNumId w:val="99411"/>
+    <w:lvlOverride w:ilvl="0">
+      <w:startOverride w:val="1"/>
+    </w:lvlOverride>
+    <w:lvlOverride w:ilvl="1">
+      <w:startOverride w:val="1"/>
+    </w:lvlOverride>
+    <w:lvlOverride w:ilvl="2">
+      <w:startOverride w:val="1"/>
+    </w:lvlOverride>
+    <w:lvlOverride w:ilvl="3">
+      <w:startOverride w:val="1"/>
+    </w:lvlOverride>
+    <w:lvlOverride w:ilvl="4">
+      <w:startOverride w:val="1"/>
+    </w:lvlOverride>
+    <w:lvlOverride w:ilvl="5">
+      <w:startOverride w:val="1"/>
+    </w:lvlOverride>
+    <w:lvlOverride w:ilvl="6">
+      <w:startOverride w:val="1"/>
+    </w:lvlOverride>
+    <w:lvlOverride w:ilvl="7">
+      <w:startOverride w:val="1"/>
+    </w:lvlOverride>
+    <w:lvlOverride w:ilvl="8">
+      <w:startOverride w:val="1"/>
+    </w:lvlOverride>
+  </w:num>
+  <w:num w:numId="1021">
+    <w:abstractNumId w:val="99411"/>
+    <w:lvlOverride w:ilvl="0">
+      <w:startOverride w:val="1"/>
+    </w:lvlOverride>
+    <w:lvlOverride w:ilvl="1">
+      <w:startOverride w:val="1"/>
+    </w:lvlOverride>
+    <w:lvlOverride w:ilvl="2">
+      <w:startOverride w:val="1"/>
+    </w:lvlOverride>
+    <w:lvlOverride w:ilvl="3">
+      <w:startOverride w:val="1"/>
+    </w:lvlOverride>
+    <w:lvlOverride w:ilvl="4">
+      <w:startOverride w:val="1"/>
+    </w:lvlOverride>
+    <w:lvlOverride w:ilvl="5">
+      <w:startOverride w:val="1"/>
+    </w:lvlOverride>
+    <w:lvlOverride w:ilvl="6">
+      <w:startOverride w:val="1"/>
+    </w:lvlOverride>
+    <w:lvlOverride w:ilvl="7">
+      <w:startOverride w:val="1"/>
+    </w:lvlOverride>
+    <w:lvlOverride w:ilvl="8">
+      <w:startOverride w:val="1"/>
+    </w:lvlOverride>
+  </w:num>
+  <w:num w:numId="1022">
+    <w:abstractNumId w:val="99411"/>
+    <w:lvlOverride w:ilvl="0">
+      <w:startOverride w:val="1"/>
+    </w:lvlOverride>
+    <w:lvlOverride w:ilvl="1">
+      <w:startOverride w:val="1"/>
+    </w:lvlOverride>
+    <w:lvlOverride w:ilvl="2">
+      <w:startOverride w:val="1"/>
+    </w:lvlOverride>
+    <w:lvlOverride w:ilvl="3">
+      <w:startOverride w:val="1"/>
+    </w:lvlOverride>
+    <w:lvlOverride w:ilvl="4">
+      <w:startOverride w:val="1"/>
+    </w:lvlOverride>
+    <w:lvlOverride w:ilvl="5">
+      <w:startOverride w:val="1"/>
+    </w:lvlOverride>
+    <w:lvlOverride w:ilvl="6">
+      <w:startOverride w:val="1"/>
+    </w:lvlOverride>
+    <w:lvlOverride w:ilvl="7">
+      <w:startOverride w:val="1"/>
+    </w:lvlOverride>
+    <w:lvlOverride w:ilvl="8">
+      <w:startOverride w:val="1"/>
+    </w:lvlOverride>
+  </w:num>
+  <w:num w:numId="1023">
+    <w:abstractNumId w:val="99411"/>
+    <w:lvlOverride w:ilvl="0">
+      <w:startOverride w:val="1"/>
+    </w:lvlOverride>
+    <w:lvlOverride w:ilvl="1">
+      <w:startOverride w:val="1"/>
+    </w:lvlOverride>
+    <w:lvlOverride w:ilvl="2">
+      <w:startOverride w:val="1"/>
+    </w:lvlOverride>
+    <w:lvlOverride w:ilvl="3">
+      <w:startOverride w:val="1"/>
+    </w:lvlOverride>
+    <w:lvlOverride w:ilvl="4">
+      <w:startOverride w:val="1"/>
+    </w:lvlOverride>
+    <w:lvlOverride w:ilvl="5">
+      <w:startOverride w:val="1"/>
+    </w:lvlOverride>
+    <w:lvlOverride w:ilvl="6">
+      <w:startOverride w:val="1"/>
+    </w:lvlOverride>
+    <w:lvlOverride w:ilvl="7">
+      <w:startOverride w:val="1"/>
+    </w:lvlOverride>
+    <w:lvlOverride w:ilvl="8">
+      <w:startOverride w:val="1"/>
+    </w:lvlOverride>
+  </w:num>
+  <w:num w:numId="1024">
+    <w:abstractNumId w:val="99411"/>
+    <w:lvlOverride w:ilvl="0">
+      <w:startOverride w:val="1"/>
+    </w:lvlOverride>
+    <w:lvlOverride w:ilvl="1">
+      <w:startOverride w:val="1"/>
+    </w:lvlOverride>
+    <w:lvlOverride w:ilvl="2">
+      <w:startOverride w:val="1"/>
+    </w:lvlOverride>
+    <w:lvlOverride w:ilvl="3">
+      <w:startOverride w:val="1"/>
+    </w:lvlOverride>
+    <w:lvlOverride w:ilvl="4">
+      <w:startOverride w:val="1"/>
+    </w:lvlOverride>
+    <w:lvlOverride w:ilvl="5">
+      <w:startOverride w:val="1"/>
+    </w:lvlOverride>
+    <w:lvlOverride w:ilvl="6">
+      <w:startOverride w:val="1"/>
+    </w:lvlOverride>
+    <w:lvlOverride w:ilvl="7">
+      <w:startOverride w:val="1"/>
+    </w:lvlOverride>
+    <w:lvlOverride w:ilvl="8">
+      <w:startOverride w:val="1"/>
+    </w:lvlOverride>
+  </w:num>
+  <w:num w:numId="1025">
+    <w:abstractNumId w:val="99411"/>
+    <w:lvlOverride w:ilvl="0">
+      <w:startOverride w:val="1"/>
+    </w:lvlOverride>
+    <w:lvlOverride w:ilvl="1">
+      <w:startOverride w:val="1"/>
+    </w:lvlOverride>
+    <w:lvlOverride w:ilvl="2">
+      <w:startOverride w:val="1"/>
+    </w:lvlOverride>
+    <w:lvlOverride w:ilvl="3">
+      <w:startOverride w:val="1"/>
+    </w:lvlOverride>
+    <w:lvlOverride w:ilvl="4">
+      <w:startOverride w:val="1"/>
+    </w:lvlOverride>
+    <w:lvlOverride w:ilvl="5">
+      <w:startOverride w:val="1"/>
+    </w:lvlOverride>
+    <w:lvlOverride w:ilvl="6">
+      <w:startOverride w:val="1"/>
+    </w:lvlOverride>
+    <w:lvlOverride w:ilvl="7">
+      <w:startOverride w:val="1"/>
+    </w:lvlOverride>
+    <w:lvlOverride w:ilvl="8">
+      <w:startOverride w:val="1"/>
+    </w:lvlOverride>
+  </w:num>
+  <w:num w:numId="1026">
+    <w:abstractNumId w:val="99411"/>
+    <w:lvlOverride w:ilvl="0">
+      <w:startOverride w:val="1"/>
+    </w:lvlOverride>
+    <w:lvlOverride w:ilvl="1">
+      <w:startOverride w:val="1"/>
+    </w:lvlOverride>
+    <w:lvlOverride w:ilvl="2">
+      <w:startOverride w:val="1"/>
+    </w:lvlOverride>
+    <w:lvlOverride w:ilvl="3">
+      <w:startOverride w:val="1"/>
+    </w:lvlOverride>
+    <w:lvlOverride w:ilvl="4">
+      <w:startOverride w:val="1"/>
+    </w:lvlOverride>
+    <w:lvlOverride w:ilvl="5">
+      <w:startOverride w:val="1"/>
+    </w:lvlOverride>
+    <w:lvlOverride w:ilvl="6">
+      <w:startOverride w:val="1"/>
+    </w:lvlOverride>
+    <w:lvlOverride w:ilvl="7">
+      <w:startOverride w:val="1"/>
+    </w:lvlOverride>
+    <w:lvlOverride w:ilvl="8">
+      <w:startOverride w:val="1"/>
+    </w:lvlOverride>
+  </w:num>
+  <w:num w:numId="1027">
+    <w:abstractNumId w:val="99411"/>
+    <w:lvlOverride w:ilvl="0">
+      <w:startOverride w:val="1"/>
+    </w:lvlOverride>
+    <w:lvlOverride w:ilvl="1">
+      <w:startOverride w:val="1"/>
+    </w:lvlOverride>
+    <w:lvlOverride w:ilvl="2">
+      <w:startOverride w:val="1"/>
+    </w:lvlOverride>
+    <w:lvlOverride w:ilvl="3">
+      <w:startOverride w:val="1"/>
+    </w:lvlOverride>
+    <w:lvlOverride w:ilvl="4">
+      <w:startOverride w:val="1"/>
+    </w:lvlOverride>
+    <w:lvlOverride w:ilvl="5">
+      <w:startOverride w:val="1"/>
+    </w:lvlOverride>
+    <w:lvlOverride w:ilvl="6">
+      <w:startOverride w:val="1"/>
+    </w:lvlOverride>
+    <w:lvlOverride w:ilvl="7">
+      <w:startOverride w:val="1"/>
+    </w:lvlOverride>
+    <w:lvlOverride w:ilvl="8">
+      <w:startOverride w:val="1"/>
+    </w:lvlOverride>
+  </w:num>
+  <w:num w:numId="1028">
+    <w:abstractNumId w:val="99411"/>
+    <w:lvlOverride w:ilvl="0">
+      <w:startOverride w:val="1"/>
+    </w:lvlOverride>
+    <w:lvlOverride w:ilvl="1">
+      <w:startOverride w:val="1"/>
+    </w:lvlOverride>
+    <w:lvlOverride w:ilvl="2">
+      <w:startOverride w:val="1"/>
+    </w:lvlOverride>
+    <w:lvlOverride w:ilvl="3">
+      <w:startOverride w:val="1"/>
+    </w:lvlOverride>
+    <w:lvlOverride w:ilvl="4">
+      <w:startOverride w:val="1"/>
+    </w:lvlOverride>
+    <w:lvlOverride w:ilvl="5">
+      <w:startOverride w:val="1"/>
+    </w:lvlOverride>
+    <w:lvlOverride w:ilvl="6">
+      <w:startOverride w:val="1"/>
+    </w:lvlOverride>
+    <w:lvlOverride w:ilvl="7">
+      <w:startOverride w:val="1"/>
+    </w:lvlOverride>
+    <w:lvlOverride w:ilvl="8">
+      <w:startOverride w:val="1"/>
+    </w:lvlOverride>
+  </w:num>
+  <w:num w:numId="1029">
+    <w:abstractNumId w:val="99411"/>
+    <w:lvlOverride w:ilvl="0">
+      <w:startOverride w:val="1"/>
+    </w:lvlOverride>
+    <w:lvlOverride w:ilvl="1">
+      <w:startOverride w:val="1"/>
+    </w:lvlOverride>
+    <w:lvlOverride w:ilvl="2">
+      <w:startOverride w:val="1"/>
+    </w:lvlOverride>
+    <w:lvlOverride w:ilvl="3">
+      <w:startOverride w:val="1"/>
+    </w:lvlOverride>
+    <w:lvlOverride w:ilvl="4">
+      <w:startOverride w:val="1"/>
+    </w:lvlOverride>
+    <w:lvlOverride w:ilvl="5">
+      <w:startOverride w:val="1"/>
+    </w:lvlOverride>
+    <w:lvlOverride w:ilvl="6">
+      <w:startOverride w:val="1"/>
+    </w:lvlOverride>
+    <w:lvlOverride w:ilvl="7">
+      <w:startOverride w:val="1"/>
+    </w:lvlOverride>
+    <w:lvlOverride w:ilvl="8">
+      <w:startOverride w:val="1"/>
+    </w:lvlOverride>
+  </w:num>
+  <w:num w:numId="1030">
+    <w:abstractNumId w:val="99411"/>
+    <w:lvlOverride w:ilvl="0">
+      <w:startOverride w:val="1"/>
+    </w:lvlOverride>
+    <w:lvlOverride w:ilvl="1">
+      <w:startOverride w:val="1"/>
+    </w:lvlOverride>
+    <w:lvlOverride w:ilvl="2">
+      <w:startOverride w:val="1"/>
+    </w:lvlOverride>
+    <w:lvlOverride w:ilvl="3">
+      <w:startOverride w:val="1"/>
+    </w:lvlOverride>
+    <w:lvlOverride w:ilvl="4">
+      <w:startOverride w:val="1"/>
+    </w:lvlOverride>
+    <w:lvlOverride w:ilvl="5">
+      <w:startOverride w:val="1"/>
+    </w:lvlOverride>
+    <w:lvlOverride w:ilvl="6">
+      <w:startOverride w:val="1"/>
+    </w:lvlOverride>
+    <w:lvlOverride w:ilvl="7">
+      <w:startOverride w:val="1"/>
+    </w:lvlOverride>
+    <w:lvlOverride w:ilvl="8">
+      <w:startOverride w:val="1"/>
+    </w:lvlOverride>
+  </w:num>
+  <w:num w:numId="1031">
+    <w:abstractNumId w:val="99411"/>
+    <w:lvlOverride w:ilvl="0">
+      <w:startOverride w:val="1"/>
+    </w:lvlOverride>
+    <w:lvlOverride w:ilvl="1">
+      <w:startOverride w:val="1"/>
+    </w:lvlOverride>
+    <w:lvlOverride w:ilvl="2">
+      <w:startOverride w:val="1"/>
+    </w:lvlOverride>
+    <w:lvlOverride w:ilvl="3">
+      <w:startOverride w:val="1"/>
+    </w:lvlOverride>
+    <w:lvlOverride w:ilvl="4">
+      <w:startOverride w:val="1"/>
+    </w:lvlOverride>
+    <w:lvlOverride w:ilvl="5">
+      <w:startOverride w:val="1"/>
+    </w:lvlOverride>
+    <w:lvlOverride w:ilvl="6">
+      <w:startOverride w:val="1"/>
+    </w:lvlOverride>
+    <w:lvlOverride w:ilvl="7">
+      <w:startOverride w:val="1"/>
+    </w:lvlOverride>
+    <w:lvlOverride w:ilvl="8">
+      <w:startOverride w:val="1"/>
+    </w:lvlOverride>
+  </w:num>
+  <w:num w:numId="1032">
+    <w:abstractNumId w:val="99411"/>
+    <w:lvlOverride w:ilvl="0">
+      <w:startOverride w:val="1"/>
+    </w:lvlOverride>
+    <w:lvlOverride w:ilvl="1">
+      <w:startOverride w:val="1"/>
+    </w:lvlOverride>
+    <w:lvlOverride w:ilvl="2">
+      <w:startOverride w:val="1"/>
+    </w:lvlOverride>
+    <w:lvlOverride w:ilvl="3">
+      <w:startOverride w:val="1"/>
+    </w:lvlOverride>
+    <w:lvlOverride w:ilvl="4">
+      <w:startOverride w:val="1"/>
+    </w:lvlOverride>
+    <w:lvlOverride w:ilvl="5">
+      <w:startOverride w:val="1"/>
+    </w:lvlOverride>
+    <w:lvlOverride w:ilvl="6">
+      <w:startOverride w:val="1"/>
+    </w:lvlOverride>
+    <w:lvlOverride w:ilvl="7">
+      <w:startOverride w:val="1"/>
+    </w:lvlOverride>
+    <w:lvlOverride w:ilvl="8">
+      <w:startOverride w:val="1"/>
+    </w:lvlOverride>
+  </w:num>
+  <w:num w:numId="1033">
+    <w:abstractNumId w:val="99411"/>
+    <w:lvlOverride w:ilvl="0">
+      <w:startOverride w:val="1"/>
+    </w:lvlOverride>
+    <w:lvlOverride w:ilvl="1">
+      <w:startOverride w:val="1"/>
+    </w:lvlOverride>
+    <w:lvlOverride w:ilvl="2">
+      <w:startOverride w:val="1"/>
+    </w:lvlOverride>
+    <w:lvlOverride w:ilvl="3">
+      <w:startOverride w:val="1"/>
+    </w:lvlOverride>
+    <w:lvlOverride w:ilvl="4">
+      <w:startOverride w:val="1"/>
+    </w:lvlOverride>
+    <w:lvlOverride w:ilvl="5">
+      <w:startOverride w:val="1"/>
+    </w:lvlOverride>
+    <w:lvlOverride w:ilvl="6">
+      <w:startOverride w:val="1"/>
+    </w:lvlOverride>
+    <w:lvlOverride w:ilvl="7">
+      <w:startOverride w:val="1"/>
+    </w:lvlOverride>
+    <w:lvlOverride w:ilvl="8">
+      <w:startOverride w:val="1"/>
+    </w:lvlOverride>
+  </w:num>
+  <w:num w:numId="1034">
+    <w:abstractNumId w:val="99411"/>
+    <w:lvlOverride w:ilvl="0">
+      <w:startOverride w:val="1"/>
+    </w:lvlOverride>
+    <w:lvlOverride w:ilvl="1">
+      <w:startOverride w:val="1"/>
+    </w:lvlOverride>
+    <w:lvlOverride w:ilvl="2">
+      <w:startOverride w:val="1"/>
+    </w:lvlOverride>
+    <w:lvlOverride w:ilvl="3">
+      <w:startOverride w:val="1"/>
+    </w:lvlOverride>
+    <w:lvlOverride w:ilvl="4">
+      <w:startOverride w:val="1"/>
+    </w:lvlOverride>
+    <w:lvlOverride w:ilvl="5">
+      <w:startOverride w:val="1"/>
+    </w:lvlOverride>
+    <w:lvlOverride w:ilvl="6">
+      <w:startOverride w:val="1"/>
+    </w:lvlOverride>
+    <w:lvlOverride w:ilvl="7">
+      <w:startOverride w:val="1"/>
+    </w:lvlOverride>
+    <w:lvlOverride w:ilvl="8">
+      <w:startOverride w:val="1"/>
+    </w:lvlOverride>
+  </w:num>
+  <w:num w:numId="1035">
+    <w:abstractNumId w:val="99411"/>
+    <w:lvlOverride w:ilvl="0">
+      <w:startOverride w:val="1"/>
+    </w:lvlOverride>
+    <w:lvlOverride w:ilvl="1">
+      <w:startOverride w:val="1"/>
+    </w:lvlOverride>
+    <w:lvlOverride w:ilvl="2">
+      <w:startOverride w:val="1"/>
+    </w:lvlOverride>
+    <w:lvlOverride w:ilvl="3">
+      <w:startOverride w:val="1"/>
+    </w:lvlOverride>
+    <w:lvlOverride w:ilvl="4">
+      <w:startOverride w:val="1"/>
+    </w:lvlOverride>
+    <w:lvlOverride w:ilvl="5">
+      <w:startOverride w:val="1"/>
+    </w:lvlOverride>
+    <w:lvlOverride w:ilvl="6">
+      <w:startOverride w:val="1"/>
+    </w:lvlOverride>
+    <w:lvlOverride w:ilvl="7">
+      <w:startOverride w:val="1"/>
+    </w:lvlOverride>
+    <w:lvlOverride w:ilvl="8">
+      <w:startOverride w:val="1"/>
+    </w:lvlOverride>
+  </w:num>
+  <w:num w:numId="1036">
+    <w:abstractNumId w:val="99411"/>
+    <w:lvlOverride w:ilvl="0">
+      <w:startOverride w:val="1"/>
+    </w:lvlOverride>
+    <w:lvlOverride w:ilvl="1">
+      <w:startOverride w:val="1"/>
+    </w:lvlOverride>
+    <w:lvlOverride w:ilvl="2">
+      <w:startOverride w:val="1"/>
+    </w:lvlOverride>
+    <w:lvlOverride w:ilvl="3">
+      <w:startOverride w:val="1"/>
+    </w:lvlOverride>
+    <w:lvlOverride w:ilvl="4">
+      <w:startOverride w:val="1"/>
+    </w:lvlOverride>
+    <w:lvlOverride w:ilvl="5">
+      <w:startOverride w:val="1"/>
+    </w:lvlOverride>
+    <w:lvlOverride w:ilvl="6">
+      <w:startOverride w:val="1"/>
+    </w:lvlOverride>
+    <w:lvlOverride w:ilvl="7">
+      <w:startOverride w:val="1"/>
+    </w:lvlOverride>
+    <w:lvlOverride w:ilvl="8">
+      <w:startOverride w:val="1"/>
+    </w:lvlOverride>
+  </w:num>
+  <w:num w:numId="1037">
+    <w:abstractNumId w:val="99411"/>
+    <w:lvlOverride w:ilvl="0">
+      <w:startOverride w:val="1"/>
+    </w:lvlOverride>
+    <w:lvlOverride w:ilvl="1">
+      <w:startOverride w:val="1"/>
+    </w:lvlOverride>
+    <w:lvlOverride w:ilvl="2">
+      <w:startOverride w:val="1"/>
+    </w:lvlOverride>
+    <w:lvlOverride w:ilvl="3">
+      <w:startOverride w:val="1"/>
+    </w:lvlOverride>
+    <w:lvlOverride w:ilvl="4">
+      <w:startOverride w:val="1"/>
+    </w:lvlOverride>
+    <w:lvlOverride w:ilvl="5">
+      <w:startOverride w:val="1"/>
+    </w:lvlOverride>
+    <w:lvlOverride w:ilvl="6">
+      <w:startOverride w:val="1"/>
+    </w:lvlOverride>
+    <w:lvlOverride w:ilvl="7">
+      <w:startOverride w:val="1"/>
+    </w:lvlOverride>
+    <w:lvlOverride w:ilvl="8">
+      <w:startOverride w:val="1"/>
+    </w:lvlOverride>
+  </w:num>
+  <w:num w:numId="1038">
+    <w:abstractNumId w:val="99411"/>
+    <w:lvlOverride w:ilvl="0">
+      <w:startOverride w:val="1"/>
+    </w:lvlOverride>
+    <w:lvlOverride w:ilvl="1">
+      <w:startOverride w:val="1"/>
+    </w:lvlOverride>
+    <w:lvlOverride w:ilvl="2">
+      <w:startOverride w:val="1"/>
+    </w:lvlOverride>
+    <w:lvlOverride w:ilvl="3">
+      <w:startOverride w:val="1"/>
+    </w:lvlOverride>
+    <w:lvlOverride w:ilvl="4">
+      <w:startOverride w:val="1"/>
+    </w:lvlOverride>
+    <w:lvlOverride w:ilvl="5">
+      <w:startOverride w:val="1"/>
+    </w:lvlOverride>
+    <w:lvlOverride w:ilvl="6">
+      <w:startOverride w:val="1"/>
+    </w:lvlOverride>
+    <w:lvlOverride w:ilvl="7">
+      <w:startOverride w:val="1"/>
+    </w:lvlOverride>
+    <w:lvlOverride w:ilvl="8">
+      <w:startOverride w:val="1"/>
+    </w:lvlOverride>
+  </w:num>
+  <w:num w:numId="1039">
+    <w:abstractNumId w:val="99411"/>
+    <w:lvlOverride w:ilvl="0">
+      <w:startOverride w:val="1"/>
+    </w:lvlOverride>
+    <w:lvlOverride w:ilvl="1">
+      <w:startOverride w:val="1"/>
+    </w:lvlOverride>
+    <w:lvlOverride w:ilvl="2">
+      <w:startOverride w:val="1"/>
+    </w:lvlOverride>
+    <w:lvlOverride w:ilvl="3">
+      <w:startOverride w:val="1"/>
+    </w:lvlOverride>
+    <w:lvlOverride w:ilvl="4">
+      <w:startOverride w:val="1"/>
+    </w:lvlOverride>
+    <w:lvlOverride w:ilvl="5">
+      <w:startOverride w:val="1"/>
+    </w:lvlOverride>
+    <w:lvlOverride w:ilvl="6">
+      <w:startOverride w:val="1"/>
+    </w:lvlOverride>
+    <w:lvlOverride w:ilvl="7">
+      <w:startOverride w:val="1"/>
+    </w:lvlOverride>
+    <w:lvlOverride w:ilvl="8">
+      <w:startOverride w:val="1"/>
+    </w:lvlOverride>
+  </w:num>
+  <w:num w:numId="1040">
+    <w:abstractNumId w:val="99411"/>
+    <w:lvlOverride w:ilvl="0">
+      <w:startOverride w:val="1"/>
+    </w:lvlOverride>
+    <w:lvlOverride w:ilvl="1">
+      <w:startOverride w:val="1"/>
+    </w:lvlOverride>
+    <w:lvlOverride w:ilvl="2">
+      <w:startOverride w:val="1"/>
+    </w:lvlOverride>
+    <w:lvlOverride w:ilvl="3">
+      <w:startOverride w:val="1"/>
+    </w:lvlOverride>
+    <w:lvlOverride w:ilvl="4">
+      <w:startOverride w:val="1"/>
+    </w:lvlOverride>
+    <w:lvlOverride w:ilvl="5">
+      <w:startOverride w:val="1"/>
+    </w:lvlOverride>
+    <w:lvlOverride w:ilvl="6">
+      <w:startOverride w:val="1"/>
+    </w:lvlOverride>
+    <w:lvlOverride w:ilvl="7">
+      <w:startOverride w:val="1"/>
+    </w:lvlOverride>
+    <w:lvlOverride w:ilvl="8">
+      <w:startOverride w:val="1"/>
+    </w:lvlOverride>
   </w:num>
 </w:numbering>
 </file>
